--- a/word_build/pandoc_out_clean.docx
+++ b/word_build/pandoc_out_clean.docx
@@ -24,7 +24,7 @@
         <w:pStyle w:val="FirstParagraph"/>
       </w:pPr>
       <w:r>
-        <w:t xml:space="preserve">In 360-degree scenes captured with sparse views, 3D Gaussian Splatting (3DGS) reconstruction is susceptible to the loss of edge detail, geometric instability in occluded regions, and overfitting to foreground regions. To mitigate these challenges under sparse-view conditions, we present SynGS, a 3D Gaussian Splatting method guided by geometric and depth priors for sparse-view 3D reconstruction. The proposed method leverages the visual hull to impose explicit geometric constraints and integrates a Transformer-based depth prior to facilitate global cross-view consistency, complemented by a geometry enhancement pipeline. By combining reliable depth filtering with fine-grained structural detail recovery and incorporating a dynamic visibility regularization strategy, our approach enables adaptive reweighting of supervision signals during optimization. Empirical evaluations demonstrate that SynGS achieves competitive performance, particularly in PSNR and SSIM. On Mip-NeRF 360, SynGS demonstrates consistent improvements in PSNR and SSIM across the evaluated sparse-view settings, with gains of 3.56 dB in PSNR and 0.025 in SSIM over a leading baseline using only four input views. On LLFF, the improvements are more pronounced in the four- and six-view settings, while the nine-view results remain comparable to those of leading existing methods.</w:t>
+        <w:t xml:space="preserve">In 360-degree scenes captured with sparse views, 3D Gaussian Splatting (3DGS) reconstruction is susceptible to the loss of edge detail, geometric instability in occluded regions, and overfitting to foreground regions. To mitigate these challenges under sparse-view conditions, we present SynGS, a 3D Gaussian Splatting method guided by geometric and depth priors for sparse-view 3D reconstruction. The proposed method leverages the visual hull to impose explicit geometric constraints and integrates a Transformer-based depth prior to facilitate global cross-view consistency, complemented by a geometry enhancement pipeline. By combining reliable depth filtering with fine-grained structural detail recovery and incorporating a dynamic visibility regularization strategy, our approach enables adaptive reweighting of supervision signals during optimization. Empirical evaluations demonstrate that SynGS achieves competitive performance, particularly in PSNR and SSIM. On Mip-NeRF 360, SynGS achieves higher PSNR and SSIM than the compared methods across the evaluated sparse-view settings, reaching 25.91 dB in PSNR and 0.948 in SSIM using only four input views. On LLFF, the improvements are more apparent in the four- and six-view settings, while the nine-view results remain comparable to those of other evaluated methods.</w:t>
       </w:r>
     </w:p>
     <w:p>
@@ -323,24 +323,6 @@
         <w:t xml:space="preserve">[18]</w:t>
       </w:r>
       <w:r>
-        <w:t xml:space="preserve">. Grid-based anti-aliased variants such as Zip-NeRF further improve efficiency and rendering fidelity</w:t>
-      </w:r>
-      <w:r>
-        <w:t xml:space="preserve"> </w:t>
-      </w:r>
-      <w:r>
-        <w:t xml:space="preserve">[19]</w:t>
-      </w:r>
-      <w:r>
-        <w:t xml:space="preserve">, and baked neural surfaces enable real-time mesh-based view synthesis</w:t>
-      </w:r>
-      <w:r>
-        <w:t xml:space="preserve"> </w:t>
-      </w:r>
-      <w:r>
-        <w:t xml:space="preserve">[20]</w:t>
-      </w:r>
-      <w:r>
         <w:t xml:space="preserve">. 3D Gaussian Splatting (3DGS) introduces an explicit scene representation based on optimizable Gaussian primitives and enables efficient training and real-time rendering through differentiable rasterization</w:t>
       </w:r>
       <w:r>
@@ -365,7 +347,7 @@
         <w:t xml:space="preserve"> </w:t>
       </w:r>
       <w:r>
-        <w:t xml:space="preserve">[21,22]</w:t>
+        <w:t xml:space="preserve">[19,20]</w:t>
       </w:r>
       <w:r>
         <w:t xml:space="preserve">. Depth-based approaches introduce additional geometric supervision</w:t>
@@ -383,7 +365,7 @@
         <w:t xml:space="preserve"> </w:t>
       </w:r>
       <w:r>
-        <w:t xml:space="preserve">[12,23]</w:t>
+        <w:t xml:space="preserve">[12,21]</w:t>
       </w:r>
       <w:r>
         <w:t xml:space="preserve">. Other strategies include progressive geometric propagation</w:t>
@@ -392,10 +374,28 @@
         <w:t xml:space="preserve"> </w:t>
       </w:r>
       <w:r>
+        <w:t xml:space="preserve">[22]</w:t>
+      </w:r>
+      <w:r>
+        <w:t xml:space="preserve">, gradient-aware density control</w:t>
+      </w:r>
+      <w:r>
+        <w:t xml:space="preserve"> </w:t>
+      </w:r>
+      <w:r>
+        <w:t xml:space="preserve">[23]</w:t>
+      </w:r>
+      <w:r>
+        <w:t xml:space="preserve">, and epipolar depth priors</w:t>
+      </w:r>
+      <w:r>
+        <w:t xml:space="preserve"> </w:t>
+      </w:r>
+      <w:r>
         <w:t xml:space="preserve">[24]</w:t>
       </w:r>
       <w:r>
-        <w:t xml:space="preserve">, gradient-aware density control</w:t>
+        <w:t xml:space="preserve">. Others explore alternating densification under sparse inputs</w:t>
       </w:r>
       <w:r>
         <w:t xml:space="preserve"> </w:t>
@@ -404,7 +404,7 @@
         <w:t xml:space="preserve">[25]</w:t>
       </w:r>
       <w:r>
-        <w:t xml:space="preserve">, and epipolar depth priors</w:t>
+        <w:t xml:space="preserve">, score distillation</w:t>
       </w:r>
       <w:r>
         <w:t xml:space="preserve"> </w:t>
@@ -413,24 +413,6 @@
         <w:t xml:space="preserve">[26]</w:t>
       </w:r>
       <w:r>
-        <w:t xml:space="preserve">. Others explore alternating densification under sparse inputs</w:t>
-      </w:r>
-      <w:r>
-        <w:t xml:space="preserve"> </w:t>
-      </w:r>
-      <w:r>
-        <w:t xml:space="preserve">[27]</w:t>
-      </w:r>
-      <w:r>
-        <w:t xml:space="preserve">, score distillation</w:t>
-      </w:r>
-      <w:r>
-        <w:t xml:space="preserve"> </w:t>
-      </w:r>
-      <w:r>
-        <w:t xml:space="preserve">[28]</w:t>
-      </w:r>
-      <w:r>
         <w:t xml:space="preserve">, co-regularization</w:t>
       </w:r>
       <w:r>
@@ -446,7 +428,7 @@
         <w:t xml:space="preserve"> </w:t>
       </w:r>
       <w:r>
-        <w:t xml:space="preserve">[9,29]</w:t>
+        <w:t xml:space="preserve">[9,27]</w:t>
       </w:r>
       <w:r>
         <w:t xml:space="preserve">. Pose-free and feed-forward sparse Gaussian reconstruction has also been studied</w:t>
@@ -455,7 +437,7 @@
         <w:t xml:space="preserve"> </w:t>
       </w:r>
       <w:r>
-        <w:t xml:space="preserve">[30,31,32,33]</w:t>
+        <w:t xml:space="preserve">[28,29,30,31]</w:t>
       </w:r>
       <w:r>
         <w:t xml:space="preserve">.</w:t>
@@ -472,34 +454,34 @@
         <w:t xml:space="preserve"> </w:t>
       </w:r>
       <w:r>
+        <w:t xml:space="preserve">[32]</w:t>
+      </w:r>
+      <w:r>
+        <w:t xml:space="preserve">. Monocular depth estimators provide useful cues for underconstrained views</w:t>
+      </w:r>
+      <w:r>
+        <w:t xml:space="preserve"> </w:t>
+      </w:r>
+      <w:r>
+        <w:t xml:space="preserve">[33]</w:t>
+      </w:r>
+      <w:r>
+        <w:t xml:space="preserve">, and recent monocular geometry models further recover metric structure from a single image</w:t>
+      </w:r>
+      <w:r>
+        <w:t xml:space="preserve"> </w:t>
+      </w:r>
+      <w:r>
         <w:t xml:space="preserve">[34]</w:t>
       </w:r>
       <w:r>
-        <w:t xml:space="preserve">. Monocular depth estimators provide useful cues for underconstrained views</w:t>
+        <w:t xml:space="preserve">. Although depth supervision, Gaussian densification, and training-time regularization have improved sparse-view reconstruction, limited-view observations can still result in incomplete initial geometry and overfitting during optimization. To address these challenges, SynGS combines explicit visual-hull constraints with a VGGT-based multi-view depth prior</w:t>
       </w:r>
       <w:r>
         <w:t xml:space="preserve"> </w:t>
       </w:r>
       <w:r>
         <w:t xml:space="preserve">[35]</w:t>
-      </w:r>
-      <w:r>
-        <w:t xml:space="preserve">, and recent monocular geometry models further recover metric structure from a single image</w:t>
-      </w:r>
-      <w:r>
-        <w:t xml:space="preserve"> </w:t>
-      </w:r>
-      <w:r>
-        <w:t xml:space="preserve">[36]</w:t>
-      </w:r>
-      <w:r>
-        <w:t xml:space="preserve">. Although depth supervision, Gaussian densification, and training-time regularization have improved sparse-view reconstruction, limited-view observations can still result in incomplete initial geometry and overfitting during optimization. To address these challenges, SynGS combines explicit visual-hull constraints with a VGGT-based multi-view depth prior</w:t>
-      </w:r>
-      <w:r>
-        <w:t xml:space="preserve"> </w:t>
-      </w:r>
-      <w:r>
-        <w:t xml:space="preserve">[37]</w:t>
       </w:r>
       <w:r>
         <w:t xml:space="preserve"> </w:t>
@@ -550,7 +532,7 @@
         <w:t xml:space="preserve"> </w:t>
       </w:r>
       <w:r>
-        <w:t xml:space="preserve">[4,38]</w:t>
+        <w:t xml:space="preserve">[4,36]</w:t>
       </w:r>
       <w:r>
         <w:t xml:space="preserve">, SynGS focuses on silhouette-based initialization and depth-guided densification under sparse posed inputs.</w:t>
@@ -700,7 +682,7 @@
         <w:t xml:space="preserve"> </w:t>
       </w:r>
       <w:r>
-        <w:t xml:space="preserve">[39]</w:t>
+        <w:t xml:space="preserve">[37]</w:t>
       </w:r>
       <w:r>
         <w:t xml:space="preserve">.</w:t>
@@ -748,7 +730,7 @@
         <w:t xml:space="preserve"> </w:t>
       </w:r>
       <w:r>
-        <w:t xml:space="preserve">[37]</w:t>
+        <w:t xml:space="preserve">[35]</w:t>
       </w:r>
       <w:r>
         <w:t xml:space="preserve">, a depth prior adaptation branch with cross-attention over multi-view tokens and a lightweight fusion head predicts per-view depth and confidence. Unlike a frozen monocular depth network</w:t>
@@ -757,7 +739,7 @@
         <w:t xml:space="preserve"> </w:t>
       </w:r>
       <w:r>
-        <w:t xml:space="preserve">[35]</w:t>
+        <w:t xml:space="preserve">[33]</w:t>
       </w:r>
       <w:r>
         <w:t xml:space="preserve">, the adaptation branch is conditioned on multi-view tokens (Figure 2).</w:t>
@@ -1056,7 +1038,7 @@
         <w:t xml:space="preserve"> </w:t>
       </w:r>
       <w:r>
-        <w:t xml:space="preserve">[24,25]</w:t>
+        <w:t xml:space="preserve">[22,23]</w:t>
       </w:r>
       <w:r>
         <w:t xml:space="preserve">; alternating densification schedules have also been studied for sparse inputs</w:t>
@@ -1065,7 +1047,7 @@
         <w:t xml:space="preserve"> </w:t>
       </w:r>
       <w:r>
-        <w:t xml:space="preserve">[27]</w:t>
+        <w:t xml:space="preserve">[25]</w:t>
       </w:r>
       <w:r>
         <w:t xml:space="preserve">. Here supplementation is applied offline to the Visual Hull point cloud before training. Complementary work injects epipolar depth priors into sparse-view Gaussian reconstruction</w:t>
@@ -1074,7 +1056,7 @@
         <w:t xml:space="preserve"> </w:t>
       </w:r>
       <w:r>
-        <w:t xml:space="preserve">[26]</w:t>
+        <w:t xml:space="preserve">[24]</w:t>
       </w:r>
       <w:r>
         <w:t xml:space="preserve">, or rasterizes depth from Gaussians for geometric supervision</w:t>
@@ -1083,7 +1065,7 @@
         <w:t xml:space="preserve"> </w:t>
       </w:r>
       <w:r>
-        <w:t xml:space="preserve">[40]</w:t>
+        <w:t xml:space="preserve">[38]</w:t>
       </w:r>
       <w:r>
         <w:t xml:space="preserve">; we instead use adapted VGGT-Depth predictions for back-projection. Supplementary points are merged via two-stage voxel fusion and deduplication (</w:t>
@@ -1211,33 +1193,6 @@
       </w:r>
       <w:r>
         <w:t xml:space="preserve">[10]</w:t>
-      </w:r>
-      <w:r>
-        <w:t xml:space="preserve">, and distractor-aware training further highlights sensitivity to unreliable observations</w:t>
-      </w:r>
-      <w:r>
-        <w:t xml:space="preserve"> </w:t>
-      </w:r>
-      <w:r>
-        <w:t xml:space="preserve">[41]</w:t>
-      </w:r>
-      <w:r>
-        <w:t xml:space="preserve">. Beyond fixed densification heuristics, densification can also be cast as stochastic sampling</w:t>
-      </w:r>
-      <w:r>
-        <w:t xml:space="preserve"> </w:t>
-      </w:r>
-      <w:r>
-        <w:t xml:space="preserve">[42]</w:t>
-      </w:r>
-      <w:r>
-        <w:t xml:space="preserve">, while constraining the Gaussian budget motivates careful control of which primitives participate in rendering</w:t>
-      </w:r>
-      <w:r>
-        <w:t xml:space="preserve"> </w:t>
-      </w:r>
-      <w:r>
-        <w:t xml:space="preserve">[43]</w:t>
       </w:r>
       <w:r>
         <w:t xml:space="preserve">. We use DVR via progressive Gaussian dropout.</w:t>
@@ -2143,7 +2098,7 @@
         <w:t xml:space="preserve"> </w:t>
       </w:r>
       <w:r>
-        <w:t xml:space="preserve">[44]</w:t>
+        <w:t xml:space="preserve">[39]</w:t>
       </w:r>
       <w:r>
         <w:t xml:space="preserve">, or drop anchors and spherical harmonics</w:t>
@@ -2152,7 +2107,7 @@
         <w:t xml:space="preserve"> </w:t>
       </w:r>
       <w:r>
-        <w:t xml:space="preserve">[29]</w:t>
+        <w:t xml:space="preserve">[27]</w:t>
       </w:r>
       <w:r>
         <w:t xml:space="preserve">; DVR instead uses a progressive random schedule with an uncompensated dropout branch.</w:t>
@@ -2189,7 +2144,7 @@
         <w:t xml:space="preserve"> </w:t>
       </w:r>
       <w:r>
-        <w:t xml:space="preserve">[45]</w:t>
+        <w:t xml:space="preserve">[40]</w:t>
       </w:r>
       <w:r>
         <w:t xml:space="preserve"> </w:t>
@@ -2201,76 +2156,10 @@
         <w:t xml:space="preserve"> </w:t>
       </w:r>
       <w:r>
-        <w:t xml:space="preserve">[46]</w:t>
-      </w:r>
-      <w:r>
-        <w:t xml:space="preserve">. All images are downsampled by a factor of 8. Mip-NeRF 360 scenes are tested with 4, 6, and 9 uniformly sampled input views. Metrics are PSNR, SSIM, and LPIPS. We compare against the baselines in Table 1 and Table 2. Table 1 includes RegNeRF</w:t>
-      </w:r>
-      <w:r>
-        <w:t xml:space="preserve"> </w:t>
-      </w:r>
-      <w:r>
-        <w:t xml:space="preserve">[2]</w:t>
-      </w:r>
-      <w:r>
-        <w:t xml:space="preserve">, SparseNeRF</w:t>
-      </w:r>
-      <w:r>
-        <w:t xml:space="preserve"> </w:t>
-      </w:r>
-      <w:r>
-        <w:t xml:space="preserve">[15]</w:t>
-      </w:r>
-      <w:r>
-        <w:t xml:space="preserve">, 3DGS</w:t>
-      </w:r>
-      <w:r>
-        <w:t xml:space="preserve"> </w:t>
-      </w:r>
-      <w:r>
-        <w:t xml:space="preserve">[3]</w:t>
-      </w:r>
-      <w:r>
-        <w:t xml:space="preserve">, CoR-GS</w:t>
-      </w:r>
-      <w:r>
-        <w:t xml:space="preserve"> </w:t>
-      </w:r>
-      <w:r>
-        <w:t xml:space="preserve">[13]</w:t>
-      </w:r>
-      <w:r>
-        <w:t xml:space="preserve">, DropGaussian</w:t>
-      </w:r>
-      <w:r>
-        <w:t xml:space="preserve"> </w:t>
-      </w:r>
-      <w:r>
-        <w:t xml:space="preserve">[9]</w:t>
-      </w:r>
-      <w:r>
-        <w:t xml:space="preserve">, and D²GS</w:t>
-      </w:r>
-      <w:r>
-        <w:t xml:space="preserve"> </w:t>
-      </w:r>
-      <w:r>
-        <w:t xml:space="preserve">[44]</w:t>
-      </w:r>
-      <w:r>
-        <w:t xml:space="preserve">. Table 2 uses the same 3DGS-based baselines, with FreeNeRF</w:t>
-      </w:r>
-      <w:r>
-        <w:t xml:space="preserve"> </w:t>
-      </w:r>
-      <w:r>
-        <w:t xml:space="preserve">[1]</w:t>
-      </w:r>
-      <w:r>
-        <w:t xml:space="preserve"> </w:t>
-      </w:r>
-      <w:r>
-        <w:t xml:space="preserve">in place of SparseNeRF among the NeRF-based methods.</w:t>
+        <w:t xml:space="preserve">[41]</w:t>
+      </w:r>
+      <w:r>
+        <w:t xml:space="preserve">. All images are downsampled by a factor of 8. Mip-NeRF 360 scenes are tested with 4, 6, and 9 uniformly sampled input views. Metrics are PSNR, SSIM, and LPIPS. We compare SynGS with the NeRF- and 3DGS-based methods listed in Table 1 and Table 2.</w:t>
       </w:r>
     </w:p>
     <w:p>
@@ -2338,22 +2227,22 @@
         <w:t xml:space="preserve"> </w:t>
       </w:r>
       <w:r>
-        <w:t xml:space="preserve">Table 1 reports the results on Mip-NeRF 360 under the 4-, 6-, and 9-view settings. SynGS achieves the highest PSNR and SSIM in all three settings, with the largest PSNR gain in the 4-view case: 25.91 dB, 3.56 dB above D²GS</w:t>
-      </w:r>
-      <w:r>
-        <w:t xml:space="preserve"> </w:t>
-      </w:r>
-      <w:r>
-        <w:t xml:space="preserve">[44]</w:t>
-      </w:r>
-      <w:r>
-        <w:t xml:space="preserve">. However, D²GS obtains lower LPIPS values across the three settings, indicating an advantage in perceptual similarity. Table 2 shows a similar trend. With four views, SynGS leads in PSNR, SSIM, and LPIPS; under six views it obtains the highest PSNR and SSIM with LPIPS close to the best result. As the number of input views increases to nine, the differences among the leading methods become smaller: D²GS</w:t>
-      </w:r>
-      <w:r>
-        <w:t xml:space="preserve"> </w:t>
-      </w:r>
-      <w:r>
-        <w:t xml:space="preserve">[44]</w:t>
+        <w:t xml:space="preserve">Table 1 reports the results on Mip-NeRF 360 under the 4-, 6-, and 9-view settings. SynGS obtains higher PSNR and SSIM than the compared methods in all three settings, with a more noticeable PSNR difference in the 4-view case: 25.91 dB, compared with 22.35 dB for D²GS</w:t>
+      </w:r>
+      <w:r>
+        <w:t xml:space="preserve"> </w:t>
+      </w:r>
+      <w:r>
+        <w:t xml:space="preserve">[39]</w:t>
+      </w:r>
+      <w:r>
+        <w:t xml:space="preserve">. However, D²GS obtains lower LPIPS values across the three settings, indicating an advantage in perceptual similarity. Table 2 shows a similar trend. With four views, SynGS achieves favorable results in PSNR, SSIM, and LPIPS; under six views, it obtains higher PSNR and SSIM than the compared methods, with LPIPS close to the lowest reported value. As the number of input views increases to nine, the differences among the compared 3DGS-based methods become smaller: D²GS</w:t>
+      </w:r>
+      <w:r>
+        <w:t xml:space="preserve"> </w:t>
+      </w:r>
+      <w:r>
+        <w:t xml:space="preserve">[39]</w:t>
       </w:r>
       <w:r>
         <w:t xml:space="preserve"> </w:t>
@@ -2371,7 +2260,7 @@
         <w:t xml:space="preserve"> </w:t>
       </w:r>
       <w:r>
-        <w:t xml:space="preserve">achieves slightly higher SSIM. Overall, SynGS shows more pronounced improvements in the four- and six-view settings, suggesting that the proposed framework is particularly beneficial when the geometric information available from the input views is severely limited.</w:t>
+        <w:t xml:space="preserve">achieves slightly higher SSIM. Overall, SynGS shows more pronounced improvements in the four- and six-view settings, suggesting that the proposed framework may be particularly beneficial when the geometric information available from the input views is severely limited.</w:t>
       </w:r>
     </w:p>
     <w:p>
@@ -2555,7 +2444,7 @@
         <w:t xml:space="preserve"> </w:t>
       </w:r>
       <w:r>
-        <w:t xml:space="preserve">for more reliable initialization, geometry completion, and reduced sparse-view overfitting. SynGS demonstrates more pronounced improvements under highly sparse-view conditions, particularly in PSNR and SSIM with four or six input views. With nine input views, SynGS maintains improvements in PSNR and SSIM on Mip-NeRF 360, while achieving performance comparable to leading methods on LLFF. However, the additional geometry introduced during initialization incurs memory and computational overhead. Future work will focus on developing more efficient geometry augmentation strategies to reduce these costs while preserving reconstruction quality.</w:t>
+        <w:t xml:space="preserve">for more reliable initialization, geometry completion, and reduced sparse-view overfitting. SynGS shows more pronounced improvements under highly sparse-view conditions, particularly in PSNR and SSIM with four or six input views. With nine input views, SynGS maintains higher PSNR and SSIM than the compared methods on Mip-NeRF 360, while the LLFF results remain comparable to those of other evaluated methods. However, the additional geometry introduced during initialization incurs memory and computational overhead. Future work will focus on developing more efficient geometry augmentation strategies to reduce these costs while preserving reconstruction quality.</w:t>
       </w:r>
     </w:p>
     <w:p>
@@ -2931,46 +2820,6 @@
         <w:pStyle w:val="a4"/>
       </w:pPr>
       <w:r>
-        <w:t xml:space="preserve">Barron, J. T., Mildenhall, B., Verbin, D., Srinivasan, P. P., and Hedman, P.,</w:t>
-      </w:r>
-      <w:r>
-        <w:t xml:space="preserve"> </w:t>
-      </w:r>
-      <w:r>
-        <w:t xml:space="preserve">“Zip-NeRF: Anti-aliased grid-based neural radiance fields,”</w:t>
-      </w:r>
-      <w:r>
-        <w:t xml:space="preserve"> </w:t>
-      </w:r>
-      <w:r>
-        <w:t xml:space="preserve">in [Proc. IEEE/CVF International Conference on Computer Vision (ICCV)], 19697–19705 (2023). DOI: https://doi.org/10.1109/iccv51070.2023.01804.</w:t>
-      </w:r>
-    </w:p>
-    <w:p>
-      <w:pPr>
-        <w:pStyle w:val="a4"/>
-      </w:pPr>
-      <w:r>
-        <w:t xml:space="preserve">Yariv, L., Hedman, P., Reiser, C., Verbin, D., Srinivasan, P. P., Szeliski, R., Barron, J. T., and Mildenhall, B.,</w:t>
-      </w:r>
-      <w:r>
-        <w:t xml:space="preserve"> </w:t>
-      </w:r>
-      <w:r>
-        <w:t xml:space="preserve">“BakedSDF: Meshing neural SDFs for real-time view synthesis.”</w:t>
-      </w:r>
-      <w:r>
-        <w:t xml:space="preserve"> </w:t>
-      </w:r>
-      <w:r>
-        <w:t xml:space="preserve">arXiv preprint arXiv:2302.14859 (2023). DOI: https://doi.org/10.1145/3588432.3591536.</w:t>
-      </w:r>
-    </w:p>
-    <w:p>
-      <w:pPr>
-        <w:pStyle w:val="a4"/>
-      </w:pPr>
-      <w:r>
         <w:t xml:space="preserve">Guédon, A. and Lepetit, V.,</w:t>
       </w:r>
       <w:r>
@@ -3364,66 +3213,6 @@
       </w:r>
       <w:r>
         <w:t xml:space="preserve">arXiv preprint arXiv:2406.01467 (2024). DOI: https://doi.org/10.1145/3789201.</w:t>
-      </w:r>
-    </w:p>
-    <w:p>
-      <w:pPr>
-        <w:pStyle w:val="a4"/>
-      </w:pPr>
-      <w:r>
-        <w:t xml:space="preserve">Sabour, S., Goli, L., Kopanas, G., Matthews, M., Lagun, D., Guibas, L., Jacobson, A., Fleet, D. J., and Tagliasacchi, A.,</w:t>
-      </w:r>
-      <w:r>
-        <w:t xml:space="preserve"> </w:t>
-      </w:r>
-      <w:r>
-        <w:t xml:space="preserve">“SpotlessSplats: Ignoring distractors in 3D Gaussian splatting.”</w:t>
-      </w:r>
-      <w:r>
-        <w:t xml:space="preserve"> </w:t>
-      </w:r>
-      <w:r>
-        <w:t xml:space="preserve">arXiv preprint arXiv:2406.20055 (2024). DOI: https://doi.org/10.1145/3727143.</w:t>
-      </w:r>
-    </w:p>
-    <w:p>
-      <w:pPr>
-        <w:pStyle w:val="a4"/>
-      </w:pPr>
-      <w:r>
-        <w:t xml:space="preserve">Kheradmand, S., Rebain, D., Sharma, G., Sun, W., Tseng, J., Isack, H., Kar, A., Tagliasacchi, A., and Yi, K. M.,</w:t>
-      </w:r>
-      <w:r>
-        <w:t xml:space="preserve"> </w:t>
-      </w:r>
-      <w:r>
-        <w:t xml:space="preserve">“3D Gaussian splatting as markov chain monte carlo.”</w:t>
-      </w:r>
-      <w:r>
-        <w:t xml:space="preserve"> </w:t>
-      </w:r>
-      <w:r>
-        <w:t xml:space="preserve">arXiv preprint arXiv:2404.09591 (2024). DOI: https://doi.org/10.52202/079017-2573.</w:t>
-      </w:r>
-    </w:p>
-    <w:p>
-      <w:pPr>
-        <w:pStyle w:val="a4"/>
-      </w:pPr>
-      <w:r>
-        <w:t xml:space="preserve">Fang, G. and Wang, B.,</w:t>
-      </w:r>
-      <w:r>
-        <w:t xml:space="preserve"> </w:t>
-      </w:r>
-      <w:r>
-        <w:t xml:space="preserve">“Mini-splatting: Representing scenes with a constrained number of gaussians.”</w:t>
-      </w:r>
-      <w:r>
-        <w:t xml:space="preserve"> </w:t>
-      </w:r>
-      <w:r>
-        <w:t xml:space="preserve">arXiv preprint arXiv:2403.14166 (2024). DOI: https://doi.org/10.1007/978-3-031-72980-5_10.</w:t>
       </w:r>
     </w:p>
     <w:p>

--- a/word_build/pandoc_out_clean.docx
+++ b/word_build/pandoc_out_clean.docx
@@ -24,7 +24,7 @@
         <w:pStyle w:val="FirstParagraph"/>
       </w:pPr>
       <w:r>
-        <w:t xml:space="preserve">In 360-degree scenes captured with sparse views, 3D Gaussian Splatting (3DGS) reconstruction is susceptible to the loss of edge detail, geometric instability in occluded regions, and overfitting to foreground regions. To mitigate these challenges under sparse-view conditions, we present SynGS, a 3D Gaussian Splatting method guided by geometric and depth priors for sparse-view 3D reconstruction. The proposed method leverages the visual hull to impose explicit geometric constraints and integrates a Transformer-based depth prior to facilitate global cross-view consistency, complemented by a geometry enhancement pipeline. By combining reliable depth filtering with fine-grained structural detail recovery and incorporating a dynamic visibility regularization strategy, our approach enables adaptive reweighting of supervision signals during optimization. Empirical evaluations demonstrate that SynGS achieves competitive performance, particularly in PSNR and SSIM. On Mip-NeRF 360, SynGS achieves higher PSNR and SSIM than the compared methods across the evaluated sparse-view settings, reaching 25.91 dB in PSNR and 0.948 in SSIM using only four input views. On LLFF, the improvements are more apparent in the four- and six-view settings, while the nine-view results remain comparable to those of other evaluated methods.</w:t>
+        <w:t xml:space="preserve">In 360-degree scenes captured with sparse views, 3D Gaussian Splatting (3DGS) reconstruction is susceptible to the loss of edge detail, geometric instability in occluded regions, and overfitting to foreground regions. To address the reconstruction difficulties arising from limited input observations, we introduce SynGS, which incorporates explicit geometric constraints and depth information into the 3D Gaussian Splatting framework. The proposed method leverages the visual hull to impose explicit geometric constraints and integrates a Transformer-based depth prior to facilitate global cross-view consistency, complemented by a geometry enhancement pipeline. By combining reliable depth filtering with fine-grained structural detail recovery and incorporating a dynamic visibility regularization strategy, our approach enables adaptive reweighting of supervision signals during optimization. The experimental findings indicate favorable PSNR and SSIM results for SynGS. In the Mip-NeRF 360 experiments, its PSNR and SSIM values exceed those reported for the selected baseline methods under the evaluated input-view configurations, reaching 25.91 dB in PSNR and 0.948 in SSIM using only four input views. On LLFF, the improvements are more apparent in the four- and six-view settings, while the nine-view results remain comparable to those of other evaluated methods.</w:t>
       </w:r>
     </w:p>
     <w:p>
@@ -87,13 +87,13 @@
         <w:t xml:space="preserve"> </w:t>
       </w:r>
       <w:r>
-        <w:t xml:space="preserve">introduced 3D Gaussian Splatting (3DGS); with tiled rasterization it enables rapid training and real-time rendering, and subsequent variants improve structured, alias-free rendering</w:t>
-      </w:r>
-      <w:r>
-        <w:t xml:space="preserve"> </w:t>
-      </w:r>
-      <w:r>
-        <w:t xml:space="preserve">[4,5]</w:t>
+        <w:t xml:space="preserve">proposed 3D Gaussian Splatting (3DGS), which achieves fast training and real-time rendering through a tile-based rasterization mechanism. Subsequent developments have further enhanced the representation through structured Gaussian organization</w:t>
+      </w:r>
+      <w:r>
+        <w:t xml:space="preserve"> </w:t>
+      </w:r>
+      <w:r>
+        <w:t xml:space="preserve">[4]</w:t>
       </w:r>
       <w:r>
         <w:t xml:space="preserve">. Under sparse views, Structure-from-Motion (SfM)</w:t>
@@ -102,13 +102,22 @@
         <w:t xml:space="preserve"> </w:t>
       </w:r>
       <w:r>
+        <w:t xml:space="preserve">[5]</w:t>
+      </w:r>
+      <w:r>
+        <w:t xml:space="preserve"> </w:t>
+      </w:r>
+      <w:r>
+        <w:t xml:space="preserve">often recovers incomplete point clouds. Since 3DGS relies on SfM cameras and sparse points for initialization, weak coverage harms geometric convergence</w:t>
+      </w:r>
+      <w:r>
+        <w:t xml:space="preserve"> </w:t>
+      </w:r>
+      <w:r>
         <w:t xml:space="preserve">[6]</w:t>
       </w:r>
       <w:r>
-        <w:t xml:space="preserve"> </w:t>
-      </w:r>
-      <w:r>
-        <w:t xml:space="preserve">often recovers incomplete point clouds. Since 3DGS relies on SfM cameras and sparse points for initialization, weak coverage harms geometric convergence</w:t>
+        <w:t xml:space="preserve">. Limited cross-view constraints further cause floaters and pseudo-geometry</w:t>
       </w:r>
       <w:r>
         <w:t xml:space="preserve"> </w:t>
@@ -117,7 +126,7 @@
         <w:t xml:space="preserve">[7]</w:t>
       </w:r>
       <w:r>
-        <w:t xml:space="preserve">. Limited cross-view constraints further cause floaters and pseudo-geometry</w:t>
+        <w:t xml:space="preserve">, while sparse supervision</w:t>
       </w:r>
       <w:r>
         <w:t xml:space="preserve"> </w:t>
@@ -126,7 +135,10 @@
         <w:t xml:space="preserve">[8]</w:t>
       </w:r>
       <w:r>
-        <w:t xml:space="preserve">, while sparse supervision</w:t>
+        <w:t xml:space="preserve"> </w:t>
+      </w:r>
+      <w:r>
+        <w:t xml:space="preserve">and visibility imbalance aggravate overfitting</w:t>
       </w:r>
       <w:r>
         <w:t xml:space="preserve"> </w:t>
@@ -135,10 +147,15 @@
         <w:t xml:space="preserve">[9]</w:t>
       </w:r>
       <w:r>
-        <w:t xml:space="preserve"> </w:t>
-      </w:r>
-      <w:r>
-        <w:t xml:space="preserve">and visibility imbalance aggravate overfitting</w:t>
+        <w:t xml:space="preserve">.</w:t>
+      </w:r>
+    </w:p>
+    <w:p>
+      <w:pPr>
+        <w:pStyle w:val="a4"/>
+      </w:pPr>
+      <w:r>
+        <w:t xml:space="preserve">Existing sparse-view methods have explored depth regularization</w:t>
       </w:r>
       <w:r>
         <w:t xml:space="preserve"> </w:t>
@@ -147,15 +164,7 @@
         <w:t xml:space="preserve">[10]</w:t>
       </w:r>
       <w:r>
-        <w:t xml:space="preserve">.</w:t>
-      </w:r>
-    </w:p>
-    <w:p>
-      <w:pPr>
-        <w:pStyle w:val="a4"/>
-      </w:pPr>
-      <w:r>
-        <w:t xml:space="preserve">Existing sparse-view methods have explored depth regularization</w:t>
+        <w:t xml:space="preserve">, Gaussian densification</w:t>
       </w:r>
       <w:r>
         <w:t xml:space="preserve"> </w:t>
@@ -164,7 +173,7 @@
         <w:t xml:space="preserve">[11]</w:t>
       </w:r>
       <w:r>
-        <w:t xml:space="preserve">, Gaussian densification</w:t>
+        <w:t xml:space="preserve">, co-regularization</w:t>
       </w:r>
       <w:r>
         <w:t xml:space="preserve"> </w:t>
@@ -173,28 +182,19 @@
         <w:t xml:space="preserve">[12]</w:t>
       </w:r>
       <w:r>
-        <w:t xml:space="preserve">, co-regularization</w:t>
-      </w:r>
-      <w:r>
-        <w:t xml:space="preserve"> </w:t>
-      </w:r>
-      <w:r>
-        <w:t xml:space="preserve">[13]</w:t>
-      </w:r>
-      <w:r>
         <w:t xml:space="preserve">, and Gaussian dropout</w:t>
       </w:r>
       <w:r>
         <w:t xml:space="preserve"> </w:t>
       </w:r>
       <w:r>
-        <w:t xml:space="preserve">[9]</w:t>
-      </w:r>
-      <w:r>
-        <w:t xml:space="preserve"> </w:t>
-      </w:r>
-      <w:r>
-        <w:t xml:space="preserve">to improve reconstruction. Nevertheless, incomplete initial geometry and overfitting during optimization remain challenges when only a few observations are available. To address these issues, we propose SynGS, a sparse-view 3DGS framework that combines geometry-guided Gaussian initialization with training-time regularization. By strengthening initial geometric support and mitigating overfitting during optimization, SynGS improves reconstruction robustness under severely limited view coverage. The main contributions are:</w:t>
+        <w:t xml:space="preserve">[8]</w:t>
+      </w:r>
+      <w:r>
+        <w:t xml:space="preserve"> </w:t>
+      </w:r>
+      <w:r>
+        <w:t xml:space="preserve">to improve reconstruction. Nevertheless, incomplete initial geometry and overfitting during optimization remain challenges when only a few observations are available. To mitigate these challenges, we develop SynGS within the sparse-view 3DGS setting, where geometry-guided Gaussian initialization is coupled with regularization during training. By strengthening initial geometric support and mitigating overfitting during optimization, SynGS improves reconstruction robustness under severely limited view coverage. The main contributions are:</w:t>
       </w:r>
     </w:p>
     <w:p>
@@ -260,7 +260,7 @@
         <w:t xml:space="preserve"> </w:t>
       </w:r>
       <w:r>
-        <w:t xml:space="preserve">We incorporate Dynamic Visibility Regularization during training to stochastically mask Gaussian primitives, redistribute optimization gradients, and mitigate overfitting under limited-view supervision. This regularization complements the geometry-enhanced initialization to improve the robustness of sparse-view reconstruction.</w:t>
+        <w:t xml:space="preserve">We incorporate Dynamic Visibility Regularization during training to stochastically mask Gaussian primitives, redistribute optimization gradients, and mitigate overfitting under limited-view supervision. Together with the geometry-enhanced initialization, this regularization contributes to more robust reconstruction when only a limited number of input views are available.</w:t>
       </w:r>
     </w:p>
     <w:bookmarkEnd w:id="32"/>
@@ -278,7 +278,16 @@
         <w:pStyle w:val="FirstParagraph"/>
       </w:pPr>
       <w:r>
-        <w:t xml:space="preserve">Neural Radiance Fields (NeRF) represent scenes as implicit radiance fields and achieve high-quality novel view synthesis through differentiable rendering</w:t>
+        <w:t xml:space="preserve">In neural rendering, Neural Radiance Fields (NeRF) employ an implicit radiance field representation, allowing high-quality images of unseen viewpoints to be synthesized through differentiable rendering</w:t>
+      </w:r>
+      <w:r>
+        <w:t xml:space="preserve"> </w:t>
+      </w:r>
+      <w:r>
+        <w:t xml:space="preserve">[13]</w:t>
+      </w:r>
+      <w:r>
+        <w:t xml:space="preserve">. Under sparse views, however, insufficient observations cause severe geometric ambiguity. Depth-guided approaches further improve structural consistency</w:t>
       </w:r>
       <w:r>
         <w:t xml:space="preserve"> </w:t>
@@ -287,15 +296,6 @@
         <w:t xml:space="preserve">[14]</w:t>
       </w:r>
       <w:r>
-        <w:t xml:space="preserve">. Under sparse views, however, insufficient observations cause severe geometric ambiguity. Depth-guided approaches further improve structural consistency</w:t>
-      </w:r>
-      <w:r>
-        <w:t xml:space="preserve"> </w:t>
-      </w:r>
-      <w:r>
-        <w:t xml:space="preserve">[15,16]</w:t>
-      </w:r>
-      <w:r>
         <w:t xml:space="preserve">, while other methods constrain unobserved regions</w:t>
       </w:r>
       <w:r>
@@ -305,183 +305,96 @@
         <w:t xml:space="preserve">[2]</w:t>
       </w:r>
       <w:r>
-        <w:t xml:space="preserve">, jointly refine noisy poses</w:t>
+        <w:t xml:space="preserve">. In contrast to implicit radiance field representations, 3D Gaussian Splatting (3DGS) models scenes explicitly using optimizable Gaussian primitives, with differentiable rasterization supporting efficient training and real-time rendering</w:t>
+      </w:r>
+      <w:r>
+        <w:t xml:space="preserve"> </w:t>
+      </w:r>
+      <w:r>
+        <w:t xml:space="preserve">[3]</w:t>
+      </w:r>
+      <w:r>
+        <w:t xml:space="preserve">. Beyond the original formulation, structured Gaussian representations improve robustness and view-adaptive rendering</w:t>
+      </w:r>
+      <w:r>
+        <w:t xml:space="preserve"> </w:t>
+      </w:r>
+      <w:r>
+        <w:t xml:space="preserve">[4]</w:t>
+      </w:r>
+      <w:r>
+        <w:t xml:space="preserve">. Depth-based approaches introduce additional geometric supervision</w:t>
+      </w:r>
+      <w:r>
+        <w:t xml:space="preserve"> </w:t>
+      </w:r>
+      <w:r>
+        <w:t xml:space="preserve">[10]</w:t>
+      </w:r>
+      <w:r>
+        <w:t xml:space="preserve">, while densification-based methods improve Gaussian coverage</w:t>
+      </w:r>
+      <w:r>
+        <w:t xml:space="preserve"> </w:t>
+      </w:r>
+      <w:r>
+        <w:t xml:space="preserve">[11]</w:t>
+      </w:r>
+      <w:r>
+        <w:t xml:space="preserve">. Other strategies include epipolar depth priors</w:t>
+      </w:r>
+      <w:r>
+        <w:t xml:space="preserve"> </w:t>
+      </w:r>
+      <w:r>
+        <w:t xml:space="preserve">[15]</w:t>
+      </w:r>
+      <w:r>
+        <w:t xml:space="preserve">. Others explore co-regularization</w:t>
+      </w:r>
+      <w:r>
+        <w:t xml:space="preserve"> </w:t>
+      </w:r>
+      <w:r>
+        <w:t xml:space="preserve">[12]</w:t>
+      </w:r>
+      <w:r>
+        <w:t xml:space="preserve"> </w:t>
+      </w:r>
+      <w:r>
+        <w:t xml:space="preserve">and Gaussian dropout</w:t>
+      </w:r>
+      <w:r>
+        <w:t xml:space="preserve"> </w:t>
+      </w:r>
+      <w:r>
+        <w:t xml:space="preserve">[8]</w:t>
+      </w:r>
+      <w:r>
+        <w:t xml:space="preserve">.</w:t>
+      </w:r>
+    </w:p>
+    <w:p>
+      <w:pPr>
+        <w:pStyle w:val="a4"/>
+      </w:pPr>
+      <w:r>
+        <w:t xml:space="preserve">Monocular depth estimators provide useful cues for underconstrained views</w:t>
+      </w:r>
+      <w:r>
+        <w:t xml:space="preserve"> </w:t>
+      </w:r>
+      <w:r>
+        <w:t xml:space="preserve">[16]</w:t>
+      </w:r>
+      <w:r>
+        <w:t xml:space="preserve">. Although depth supervision, Gaussian densification, and training-time regularization have improved sparse-view reconstruction, limited-view observations can still result in incomplete initial geometry and overfitting during optimization. To address these challenges, SynGS combines explicit visual-hull constraints with a VGGT-based multi-view depth prior</w:t>
       </w:r>
       <w:r>
         <w:t xml:space="preserve"> </w:t>
       </w:r>
       <w:r>
         <w:t xml:space="preserve">[17]</w:t>
-      </w:r>
-      <w:r>
-        <w:t xml:space="preserve">, or leverage diffusion priors</w:t>
-      </w:r>
-      <w:r>
-        <w:t xml:space="preserve"> </w:t>
-      </w:r>
-      <w:r>
-        <w:t xml:space="preserve">[18]</w:t>
-      </w:r>
-      <w:r>
-        <w:t xml:space="preserve">. 3D Gaussian Splatting (3DGS) introduces an explicit scene representation based on optimizable Gaussian primitives and enables efficient training and real-time rendering through differentiable rasterization</w:t>
-      </w:r>
-      <w:r>
-        <w:t xml:space="preserve"> </w:t>
-      </w:r>
-      <w:r>
-        <w:t xml:space="preserve">[3]</w:t>
-      </w:r>
-      <w:r>
-        <w:t xml:space="preserve">. Beyond the original formulation, structured and anti-aliased Gaussian representations improve robustness and multi-scale rendering</w:t>
-      </w:r>
-      <w:r>
-        <w:t xml:space="preserve"> </w:t>
-      </w:r>
-      <w:r>
-        <w:t xml:space="preserve">[4,5]</w:t>
-      </w:r>
-      <w:r>
-        <w:t xml:space="preserve">, while surface-aligned variants target more accurate geometry recovery</w:t>
-      </w:r>
-      <w:r>
-        <w:t xml:space="preserve"> </w:t>
-      </w:r>
-      <w:r>
-        <w:t xml:space="preserve">[19,20]</w:t>
-      </w:r>
-      <w:r>
-        <w:t xml:space="preserve">. Depth-based approaches introduce additional geometric supervision</w:t>
-      </w:r>
-      <w:r>
-        <w:t xml:space="preserve"> </w:t>
-      </w:r>
-      <w:r>
-        <w:t xml:space="preserve">[11]</w:t>
-      </w:r>
-      <w:r>
-        <w:t xml:space="preserve">, while densification-based methods improve Gaussian coverage</w:t>
-      </w:r>
-      <w:r>
-        <w:t xml:space="preserve"> </w:t>
-      </w:r>
-      <w:r>
-        <w:t xml:space="preserve">[12,21]</w:t>
-      </w:r>
-      <w:r>
-        <w:t xml:space="preserve">. Other strategies include progressive geometric propagation</w:t>
-      </w:r>
-      <w:r>
-        <w:t xml:space="preserve"> </w:t>
-      </w:r>
-      <w:r>
-        <w:t xml:space="preserve">[22]</w:t>
-      </w:r>
-      <w:r>
-        <w:t xml:space="preserve">, gradient-aware density control</w:t>
-      </w:r>
-      <w:r>
-        <w:t xml:space="preserve"> </w:t>
-      </w:r>
-      <w:r>
-        <w:t xml:space="preserve">[23]</w:t>
-      </w:r>
-      <w:r>
-        <w:t xml:space="preserve">, and epipolar depth priors</w:t>
-      </w:r>
-      <w:r>
-        <w:t xml:space="preserve"> </w:t>
-      </w:r>
-      <w:r>
-        <w:t xml:space="preserve">[24]</w:t>
-      </w:r>
-      <w:r>
-        <w:t xml:space="preserve">. Others explore alternating densification under sparse inputs</w:t>
-      </w:r>
-      <w:r>
-        <w:t xml:space="preserve"> </w:t>
-      </w:r>
-      <w:r>
-        <w:t xml:space="preserve">[25]</w:t>
-      </w:r>
-      <w:r>
-        <w:t xml:space="preserve">, score distillation</w:t>
-      </w:r>
-      <w:r>
-        <w:t xml:space="preserve"> </w:t>
-      </w:r>
-      <w:r>
-        <w:t xml:space="preserve">[26]</w:t>
-      </w:r>
-      <w:r>
-        <w:t xml:space="preserve">, co-regularization</w:t>
-      </w:r>
-      <w:r>
-        <w:t xml:space="preserve"> </w:t>
-      </w:r>
-      <w:r>
-        <w:t xml:space="preserve">[13]</w:t>
-      </w:r>
-      <w:r>
-        <w:t xml:space="preserve">, and Gaussian dropout</w:t>
-      </w:r>
-      <w:r>
-        <w:t xml:space="preserve"> </w:t>
-      </w:r>
-      <w:r>
-        <w:t xml:space="preserve">[9,27]</w:t>
-      </w:r>
-      <w:r>
-        <w:t xml:space="preserve">. Pose-free and feed-forward sparse Gaussian reconstruction has also been studied</w:t>
-      </w:r>
-      <w:r>
-        <w:t xml:space="preserve"> </w:t>
-      </w:r>
-      <w:r>
-        <w:t xml:space="preserve">[28,29,30,31]</w:t>
-      </w:r>
-      <w:r>
-        <w:t xml:space="preserve">.</w:t>
-      </w:r>
-    </w:p>
-    <w:p>
-      <w:pPr>
-        <w:pStyle w:val="a4"/>
-      </w:pPr>
-      <w:r>
-        <w:t xml:space="preserve">Classical multi-view stereo remains a strong geometric backbone</w:t>
-      </w:r>
-      <w:r>
-        <w:t xml:space="preserve"> </w:t>
-      </w:r>
-      <w:r>
-        <w:t xml:space="preserve">[32]</w:t>
-      </w:r>
-      <w:r>
-        <w:t xml:space="preserve">. Monocular depth estimators provide useful cues for underconstrained views</w:t>
-      </w:r>
-      <w:r>
-        <w:t xml:space="preserve"> </w:t>
-      </w:r>
-      <w:r>
-        <w:t xml:space="preserve">[33]</w:t>
-      </w:r>
-      <w:r>
-        <w:t xml:space="preserve">, and recent monocular geometry models further recover metric structure from a single image</w:t>
-      </w:r>
-      <w:r>
-        <w:t xml:space="preserve"> </w:t>
-      </w:r>
-      <w:r>
-        <w:t xml:space="preserve">[34]</w:t>
-      </w:r>
-      <w:r>
-        <w:t xml:space="preserve">. Although depth supervision, Gaussian densification, and training-time regularization have improved sparse-view reconstruction, limited-view observations can still result in incomplete initial geometry and overfitting during optimization. To address these challenges, SynGS combines explicit visual-hull constraints with a VGGT-based multi-view depth prior</w:t>
-      </w:r>
-      <w:r>
-        <w:t xml:space="preserve"> </w:t>
-      </w:r>
-      <w:r>
-        <w:t xml:space="preserve">[35]</w:t>
       </w:r>
       <w:r>
         <w:t xml:space="preserve"> </w:t>
@@ -514,7 +427,7 @@
         <w:pStyle w:val="FirstParagraph"/>
       </w:pPr>
       <w:r>
-        <w:t xml:space="preserve">We propose SynGS, a sparse-view 3D Gaussian Splatting</w:t>
+        <w:t xml:space="preserve">SynGS is developed as a sparse-view 3D Gaussian Splatting</w:t>
       </w:r>
       <w:r>
         <w:t xml:space="preserve"> </w:t>
@@ -526,13 +439,13 @@
         <w:t xml:space="preserve"> </w:t>
       </w:r>
       <w:r>
-        <w:t xml:space="preserve">framework that integrates explicit geometry initialization, depth-guided densification, and visibility-aware optimization. As illustrated in Figure 1, the input consists of sparse-view images and corresponding foreground masks. While recent variants organize Gaussians with structured scaffolds or octrees</w:t>
-      </w:r>
-      <w:r>
-        <w:t xml:space="preserve"> </w:t>
-      </w:r>
-      <w:r>
-        <w:t xml:space="preserve">[4,36]</w:t>
+        <w:t xml:space="preserve">framework that combines explicit geometric initialization, depth-guided point cloud densification, and visibility-aware optimization. Figure 1 illustrates the overall pipeline, which takes sparsely captured images and their corresponding foreground masks as input. While recent variants organize Gaussians with structured scaffolds</w:t>
+      </w:r>
+      <w:r>
+        <w:t xml:space="preserve"> </w:t>
+      </w:r>
+      <w:r>
+        <w:t xml:space="preserve">[4]</w:t>
       </w:r>
       <w:r>
         <w:t xml:space="preserve">, SynGS focuses on silhouette-based initialization and depth-guided densification under sparse posed inputs.</w:t>
@@ -670,7 +583,7 @@
         <w:t xml:space="preserve"> </w:t>
       </w:r>
       <w:r>
-        <w:t xml:space="preserve">[6]</w:t>
+        <w:t xml:space="preserve">[5]</w:t>
       </w:r>
       <w:r>
         <w:t xml:space="preserve"> </w:t>
@@ -682,7 +595,7 @@
         <w:t xml:space="preserve"> </w:t>
       </w:r>
       <w:r>
-        <w:t xml:space="preserve">[37]</w:t>
+        <w:t xml:space="preserve">[18]</w:t>
       </w:r>
       <w:r>
         <w:t xml:space="preserve">.</w:t>
@@ -730,7 +643,7 @@
         <w:t xml:space="preserve"> </w:t>
       </w:r>
       <w:r>
-        <w:t xml:space="preserve">[35]</w:t>
+        <w:t xml:space="preserve">[17]</w:t>
       </w:r>
       <w:r>
         <w:t xml:space="preserve">, a depth prior adaptation branch with cross-attention over multi-view tokens and a lightweight fusion head predicts per-view depth and confidence. Unlike a frozen monocular depth network</w:t>
@@ -739,7 +652,7 @@
         <w:t xml:space="preserve"> </w:t>
       </w:r>
       <w:r>
-        <w:t xml:space="preserve">[33]</w:t>
+        <w:t xml:space="preserve">[16]</w:t>
       </w:r>
       <w:r>
         <w:t xml:space="preserve">, the adaptation branch is conditioned on multi-view tokens (Figure 2).</w:t>
@@ -1032,40 +945,13 @@
         <w:t xml:space="preserve"> </w:t>
       </w:r>
       <w:r>
-        <w:t xml:space="preserve">reliable views are selected; candidates are sampled around the predicted depth and back-projected. Related densification strategies propagate geometric cues or control Gaussian density during optimization</w:t>
-      </w:r>
-      <w:r>
-        <w:t xml:space="preserve"> </w:t>
-      </w:r>
-      <w:r>
-        <w:t xml:space="preserve">[22,23]</w:t>
-      </w:r>
-      <w:r>
-        <w:t xml:space="preserve">; alternating densification schedules have also been studied for sparse inputs</w:t>
-      </w:r>
-      <w:r>
-        <w:t xml:space="preserve"> </w:t>
-      </w:r>
-      <w:r>
-        <w:t xml:space="preserve">[25]</w:t>
-      </w:r>
-      <w:r>
-        <w:t xml:space="preserve">. Here supplementation is applied offline to the Visual Hull point cloud before training. Complementary work injects epipolar depth priors into sparse-view Gaussian reconstruction</w:t>
-      </w:r>
-      <w:r>
-        <w:t xml:space="preserve"> </w:t>
-      </w:r>
-      <w:r>
-        <w:t xml:space="preserve">[24]</w:t>
-      </w:r>
-      <w:r>
-        <w:t xml:space="preserve">, or rasterizes depth from Gaussians for geometric supervision</w:t>
-      </w:r>
-      <w:r>
-        <w:t xml:space="preserve"> </w:t>
-      </w:r>
-      <w:r>
-        <w:t xml:space="preserve">[38]</w:t>
+        <w:t xml:space="preserve">reliable views are selected; candidates are sampled around the predicted depth and back-projected. Here supplementation is applied offline to the Visual Hull point cloud before training. Complementary work injects epipolar depth priors into sparse-view Gaussian reconstruction</w:t>
+      </w:r>
+      <w:r>
+        <w:t xml:space="preserve"> </w:t>
+      </w:r>
+      <w:r>
+        <w:t xml:space="preserve">[15]</w:t>
       </w:r>
       <w:r>
         <w:t xml:space="preserve">; we instead use adapted VGGT-Depth predictions for back-projection. Supplementary points are merged via two-stage voxel fusion and deduplication (</w:t>
@@ -1104,7 +990,7 @@
         <w:pStyle w:val="a4"/>
       </w:pPr>
       <w:r>
-        <w:t xml:space="preserve">Each densified point initializes a Gaussian center; scale comes from the mean distance to its</w:t>
+        <w:t xml:space="preserve">The densified points are used to initialize Gaussian centers, with the scale of each Gaussian determined by the average distance to its</w:t>
       </w:r>
       <w:r>
         <w:t xml:space="preserve"> </w:t>
@@ -1127,7 +1013,7 @@
         <w:t xml:space="preserve"> </w:t>
       </w:r>
       <w:r>
-        <w:t xml:space="preserve">nearest neighbors. Multi-view colors are fused with depth-consistency and VGGT confidence weights. Opacity is set from cross-view consistency and clipped to</w:t>
+        <w:t xml:space="preserve">nearest neighbors. Color information from multiple views is combined using weights derived from depth consistency and VGGT confidence. Opacity is set from cross-view consistency and clipped to</w:t>
       </w:r>
       <w:r>
         <w:t xml:space="preserve"> </w:t>
@@ -1183,7 +1069,7 @@
         <w:t xml:space="preserve"> </w:t>
       </w:r>
       <w:r>
-        <w:t xml:space="preserve">[8,9]</w:t>
+        <w:t xml:space="preserve">[7,8]</w:t>
       </w:r>
       <w:r>
         <w:t xml:space="preserve">. Visibility priors have also been explored to regularize sparse-input radiance fields</w:t>
@@ -1192,7 +1078,7 @@
         <w:t xml:space="preserve"> </w:t>
       </w:r>
       <w:r>
-        <w:t xml:space="preserve">[10]</w:t>
+        <w:t xml:space="preserve">[9]</w:t>
       </w:r>
       <w:r>
         <w:t xml:space="preserve">. We use DVR via progressive Gaussian dropout.</w:t>
@@ -1415,10 +1301,10 @@
         <w:t xml:space="preserve"> </w:t>
       </w:r>
       <w:r>
-        <w:t xml:space="preserve">[9]</w:t>
-      </w:r>
-      <w:r>
-        <w:t xml:space="preserve">, the dropout branch is left uncompensated, while the full set is rendered in parallel under the same target. Let</w:t>
+        <w:t xml:space="preserve">[8]</w:t>
+      </w:r>
+      <w:r>
+        <w:t xml:space="preserve">, the dropout branch is left uncompensated, while the full set is rendered in parallel under the same target. We denote the images rendered using the complete Gaussian set and the dropout-masked Gaussian set by</w:t>
       </w:r>
       <w:r>
         <w:t xml:space="preserve"> </w:t>
@@ -1503,10 +1389,7 @@
         </m:sSub>
       </m:oMath>
       <w:r>
-        <w:t xml:space="preserve"> </w:t>
-      </w:r>
-      <w:r>
-        <w:t xml:space="preserve">denote the full and dropout renderings, and</w:t>
+        <w:t xml:space="preserve">, respectively, while</w:t>
       </w:r>
       <w:r>
         <w:t xml:space="preserve"> </w:t>
@@ -1520,7 +1403,7 @@
         <w:t xml:space="preserve"> </w:t>
       </w:r>
       <w:r>
-        <w:t xml:space="preserve">the ground-truth image. We use the standard color loss</w:t>
+        <w:t xml:space="preserve">represents the ground-truth image. The standard color loss is formulated as follows:</w:t>
       </w:r>
     </w:p>
     <w:p>
@@ -2098,16 +1981,7 @@
         <w:t xml:space="preserve"> </w:t>
       </w:r>
       <w:r>
-        <w:t xml:space="preserve">[39]</w:t>
-      </w:r>
-      <w:r>
-        <w:t xml:space="preserve">, or drop anchors and spherical harmonics</w:t>
-      </w:r>
-      <w:r>
-        <w:t xml:space="preserve"> </w:t>
-      </w:r>
-      <w:r>
-        <w:t xml:space="preserve">[27]</w:t>
+        <w:t xml:space="preserve">[19]</w:t>
       </w:r>
       <w:r>
         <w:t xml:space="preserve">; DVR instead uses a progressive random schedule with an uncompensated dropout branch.</w:t>
@@ -2138,28 +2012,25 @@
         <w:pStyle w:val="FirstParagraph"/>
       </w:pPr>
       <w:r>
-        <w:t xml:space="preserve">We evaluate SynGS on Mip-NeRF 360 (unbounded 360° scenes)</w:t>
-      </w:r>
-      <w:r>
-        <w:t xml:space="preserve"> </w:t>
-      </w:r>
-      <w:r>
-        <w:t xml:space="preserve">[40]</w:t>
-      </w:r>
-      <w:r>
-        <w:t xml:space="preserve"> </w:t>
-      </w:r>
-      <w:r>
-        <w:t xml:space="preserve">and LLFF (forward-facing real captures)</w:t>
-      </w:r>
-      <w:r>
-        <w:t xml:space="preserve"> </w:t>
-      </w:r>
-      <w:r>
-        <w:t xml:space="preserve">[41]</w:t>
-      </w:r>
-      <w:r>
-        <w:t xml:space="preserve">. All images are downsampled by a factor of 8. Mip-NeRF 360 scenes are tested with 4, 6, and 9 uniformly sampled input views. Metrics are PSNR, SSIM, and LPIPS. We compare SynGS with the NeRF- and 3DGS-based methods listed in Table 1 and Table 2.</w:t>
+        <w:t xml:space="preserve">The evaluation of SynGS is conducted using two datasets: Mip-NeRF 360, which contains unbounded 360° scenes</w:t>
+      </w:r>
+      <w:r>
+        <w:t xml:space="preserve"> </w:t>
+      </w:r>
+      <w:r>
+        <w:t xml:space="preserve">[20]</w:t>
+      </w:r>
+      <w:r>
+        <w:t xml:space="preserve">, and LLFF, which consists of forward-facing real-world captures</w:t>
+      </w:r>
+      <w:r>
+        <w:t xml:space="preserve"> </w:t>
+      </w:r>
+      <w:r>
+        <w:t xml:space="preserve">[21]</w:t>
+      </w:r>
+      <w:r>
+        <w:t xml:space="preserve">. Images from both datasets are downsampled by a factor of 8. Mip-NeRF 360 scenes are tested with 4, 6, and 9 uniformly sampled input views. Metrics are PSNR, SSIM, and LPIPS. We compare SynGS with the NeRF- and 3DGS-based methods listed in Table 1 and Table 2.</w:t>
       </w:r>
     </w:p>
     <w:p>
@@ -2167,7 +2038,7 @@
         <w:pStyle w:val="a4"/>
       </w:pPr>
       <w:r>
-        <w:t xml:space="preserve">Training follows the standard 3DGS framework. Depth priors come from VGGT-Depth. Consistent with Sec. 3.3, view- and ray-level selection during densification may use dataset ground-truth depth only as a filter; novel-view rendering and all reported metrics do not use ground-truth depth. The model is trained for 30K iterations, with 3DGS initialization optimized for 10K iterations. Floaters are periodically removed during training. Experiments use PyTorch on an NVIDIA RTX 4090 GPU.</w:t>
+        <w:t xml:space="preserve">Training follows the standard 3DGS framework. Depth priors come from VGGT-Depth. Consistent with Sec. 3.3, view- and ray-level selection during densification may use dataset ground-truth depth only as a filter; novel-view rendering and all reported metrics do not use ground-truth depth. The model is trained for 30K iterations, with 3DGS initialization optimized for 10K iterations. Floaters are periodically removed during training. The experiments are implemented in PyTorch and executed on an NVIDIA RTX 4090 GPU.</w:t>
       </w:r>
     </w:p>
     <w:bookmarkEnd w:id="45"/>
@@ -2227,40 +2098,40 @@
         <w:t xml:space="preserve"> </w:t>
       </w:r>
       <w:r>
-        <w:t xml:space="preserve">Table 1 reports the results on Mip-NeRF 360 under the 4-, 6-, and 9-view settings. SynGS obtains higher PSNR and SSIM than the compared methods in all three settings, with a more noticeable PSNR difference in the 4-view case: 25.91 dB, compared with 22.35 dB for D²GS</w:t>
-      </w:r>
-      <w:r>
-        <w:t xml:space="preserve"> </w:t>
-      </w:r>
-      <w:r>
-        <w:t xml:space="preserve">[39]</w:t>
-      </w:r>
-      <w:r>
-        <w:t xml:space="preserve">. However, D²GS obtains lower LPIPS values across the three settings, indicating an advantage in perceptual similarity. Table 2 shows a similar trend. With four views, SynGS achieves favorable results in PSNR, SSIM, and LPIPS; under six views, it obtains higher PSNR and SSIM than the compared methods, with LPIPS close to the lowest reported value. As the number of input views increases to nine, the differences among the compared 3DGS-based methods become smaller: D²GS</w:t>
-      </w:r>
-      <w:r>
-        <w:t xml:space="preserve"> </w:t>
-      </w:r>
-      <w:r>
-        <w:t xml:space="preserve">[39]</w:t>
-      </w:r>
-      <w:r>
-        <w:t xml:space="preserve"> </w:t>
-      </w:r>
-      <w:r>
-        <w:t xml:space="preserve">gives slightly higher PSNR and lower LPIPS, while CoR-GS</w:t>
-      </w:r>
-      <w:r>
-        <w:t xml:space="preserve"> </w:t>
-      </w:r>
-      <w:r>
-        <w:t xml:space="preserve">[13]</w:t>
-      </w:r>
-      <w:r>
-        <w:t xml:space="preserve"> </w:t>
-      </w:r>
-      <w:r>
-        <w:t xml:space="preserve">achieves slightly higher SSIM. Overall, SynGS shows more pronounced improvements in the four- and six-view settings, suggesting that the proposed framework may be particularly beneficial when the geometric information available from the input views is severely limited.</w:t>
+        <w:t xml:space="preserve">Table 1 reports the results on Mip-NeRF 360 under the 4-, 6-, and 9-view settings. On Mip-NeRF 360, SynGS achieves higher PSNR and SSIM values relative to the evaluated baseline methods under the 4-, 6-, and 9-view configurations, with a more noticeable PSNR difference in the 4-view case: 25.91 dB, compared with 22.35 dB for D²GS</w:t>
+      </w:r>
+      <w:r>
+        <w:t xml:space="preserve"> </w:t>
+      </w:r>
+      <w:r>
+        <w:t xml:space="preserve">[19]</w:t>
+      </w:r>
+      <w:r>
+        <w:t xml:space="preserve">. However, D²GS obtains lower LPIPS values across the three settings, indicating an advantage in perceptual similarity. Table 2 shows a similar trend. With four views, SynGS achieves favorable results in PSNR, SSIM, and LPIPS; in the six-view LLFF setting, SynGS records higher PSNR and SSIM values than the baseline approaches included in the comparison, with LPIPS close to the lowest reported value. In the nine-view LLFF configuration, the performance differences among the evaluated 3DGS-based approaches are relatively limited. Compared with SynGS, D²GS</w:t>
+      </w:r>
+      <w:r>
+        <w:t xml:space="preserve"> </w:t>
+      </w:r>
+      <w:r>
+        <w:t xml:space="preserve">[19]</w:t>
+      </w:r>
+      <w:r>
+        <w:t xml:space="preserve"> </w:t>
+      </w:r>
+      <w:r>
+        <w:t xml:space="preserve">reports a slightly higher PSNR and a lower LPIPS, whereas CoR-GS</w:t>
+      </w:r>
+      <w:r>
+        <w:t xml:space="preserve"> </w:t>
+      </w:r>
+      <w:r>
+        <w:t xml:space="preserve">[12]</w:t>
+      </w:r>
+      <w:r>
+        <w:t xml:space="preserve"> </w:t>
+      </w:r>
+      <w:r>
+        <w:t xml:space="preserve">achieves a marginally higher SSIM. Overall, SynGS shows more pronounced improvements in the four- and six-view settings, suggesting that the proposed framework may be particularly beneficial when the geometric information available from the input views is severely limited.</w:t>
       </w:r>
     </w:p>
     <w:p>
@@ -2444,7 +2315,7 @@
         <w:t xml:space="preserve"> </w:t>
       </w:r>
       <w:r>
-        <w:t xml:space="preserve">for more reliable initialization, geometry completion, and reduced sparse-view overfitting. SynGS shows more pronounced improvements under highly sparse-view conditions, particularly in PSNR and SSIM with four or six input views. With nine input views, SynGS maintains higher PSNR and SSIM than the compared methods on Mip-NeRF 360, while the LLFF results remain comparable to those of other evaluated methods. However, the additional geometry introduced during initialization incurs memory and computational overhead. Future work will focus on developing more efficient geometry augmentation strategies to reduce these costs while preserving reconstruction quality.</w:t>
+        <w:t xml:space="preserve">for more reliable initialization, geometry completion, and reduced sparse-view overfitting. SynGS shows more pronounced improvements under highly sparse-view conditions, particularly in PSNR and SSIM with four or six input views. With nine input views, on Mip-NeRF 360, SynGS continues to outperform the compared approaches in terms of PSNR and SSIM, whereas its performance on LLFF is generally comparable to that of the other evaluated methods. However, the additional geometry introduced during initialization incurs memory and computational overhead. Our future research will investigate ways to improve the efficiency of geometry augmentation, aiming to lower the associated computational and memory overhead without compromising reconstruction quality.</w:t>
       </w:r>
     </w:p>
     <w:p>
@@ -2540,19 +2411,19 @@
         <w:pStyle w:val="a4"/>
       </w:pPr>
       <w:r>
-        <w:t xml:space="preserve">Yu, Z., Chen, A., Huang, B., Sattler, T., and Geiger, A.,</w:t>
-      </w:r>
-      <w:r>
-        <w:t xml:space="preserve"> </w:t>
-      </w:r>
-      <w:r>
-        <w:t xml:space="preserve">“Mip-splatting: Alias-free 3D Gaussian splatting,”</w:t>
-      </w:r>
-      <w:r>
-        <w:t xml:space="preserve"> </w:t>
-      </w:r>
-      <w:r>
-        <w:t xml:space="preserve">in [Proc. IEEE/CVF Conference on Computer Vision and Pattern Recognition (CVPR)], 19447–19456 (2024). DOI: https://doi.org/10.1109/cvpr52733.2024.01839.</w:t>
+        <w:t xml:space="preserve">Schönberger, J. L. and Frahm, J.-M.,</w:t>
+      </w:r>
+      <w:r>
+        <w:t xml:space="preserve"> </w:t>
+      </w:r>
+      <w:r>
+        <w:t xml:space="preserve">“Structure-from-motion revisited,”</w:t>
+      </w:r>
+      <w:r>
+        <w:t xml:space="preserve"> </w:t>
+      </w:r>
+      <w:r>
+        <w:t xml:space="preserve">in [Proc. IEEE Conference on Computer Vision and Pattern Recognition (CVPR)], 4104–4113 (2016). DOI: https://doi.org/10.1109/cvpr.2016.445.</w:t>
       </w:r>
     </w:p>
     <w:p>
@@ -2560,19 +2431,19 @@
         <w:pStyle w:val="a4"/>
       </w:pPr>
       <w:r>
-        <w:t xml:space="preserve">Schönberger, J. L. and Frahm, J.-M.,</w:t>
-      </w:r>
-      <w:r>
-        <w:t xml:space="preserve"> </w:t>
-      </w:r>
-      <w:r>
-        <w:t xml:space="preserve">“Structure-from-motion revisited,”</w:t>
-      </w:r>
-      <w:r>
-        <w:t xml:space="preserve"> </w:t>
-      </w:r>
-      <w:r>
-        <w:t xml:space="preserve">in [Proc. IEEE Conference on Computer Vision and Pattern Recognition (CVPR)], 4104–4113 (2016). DOI: https://doi.org/10.1109/cvpr.2016.445.</w:t>
+        <w:t xml:space="preserve">Chung, J., Oh, J., and Lee, K. M.,</w:t>
+      </w:r>
+      <w:r>
+        <w:t xml:space="preserve"> </w:t>
+      </w:r>
+      <w:r>
+        <w:t xml:space="preserve">“Depth-regularized optimization for 3D gaussian splatting in few-shot images,”</w:t>
+      </w:r>
+      <w:r>
+        <w:t xml:space="preserve"> </w:t>
+      </w:r>
+      <w:r>
+        <w:t xml:space="preserve">in [Proc. IEEE/CVF Conference on Computer Vision and Pattern Recognition Workshops (CVPRW)], 811–820 (2024). DOI: https://doi.org/10.1109/cvprw63382.2024.00086.</w:t>
       </w:r>
     </w:p>
     <w:p>
@@ -2580,19 +2451,19 @@
         <w:pStyle w:val="a4"/>
       </w:pPr>
       <w:r>
-        <w:t xml:space="preserve">Chung, J., Oh, J., and Lee, K. M.,</w:t>
-      </w:r>
-      <w:r>
-        <w:t xml:space="preserve"> </w:t>
-      </w:r>
-      <w:r>
-        <w:t xml:space="preserve">“Depth-regularized optimization for 3D gaussian splatting in few-shot images,”</w:t>
-      </w:r>
-      <w:r>
-        <w:t xml:space="preserve"> </w:t>
-      </w:r>
-      <w:r>
-        <w:t xml:space="preserve">in [Proc. IEEE/CVF Conference on Computer Vision and Pattern Recognition Workshops (CVPRW)], 811–820 (2024). DOI: https://doi.org/10.1109/cvprw63382.2024.00086.</w:t>
+        <w:t xml:space="preserve">Xu, Y., Wang, L., Chen, M., Ao, S., Li, L., and Guo, Y.,</w:t>
+      </w:r>
+      <w:r>
+        <w:t xml:space="preserve"> </w:t>
+      </w:r>
+      <w:r>
+        <w:t xml:space="preserve">“DropoutGS: Dropping out gaussians for better sparse-view rendering,”</w:t>
+      </w:r>
+      <w:r>
+        <w:t xml:space="preserve"> </w:t>
+      </w:r>
+      <w:r>
+        <w:t xml:space="preserve">in [Proc. IEEE/CVF Conference on Computer Vision and Pattern Recognition (CVPR)], 701–710 (2025). DOI: https://doi.org/10.1109/cvpr52734.2025.00074.</w:t>
       </w:r>
     </w:p>
     <w:p>
@@ -2600,19 +2471,19 @@
         <w:pStyle w:val="a4"/>
       </w:pPr>
       <w:r>
-        <w:t xml:space="preserve">Xu, Y., Wang, L., Chen, M., Ao, S., Li, L., and Guo, Y.,</w:t>
-      </w:r>
-      <w:r>
-        <w:t xml:space="preserve"> </w:t>
-      </w:r>
-      <w:r>
-        <w:t xml:space="preserve">“DropoutGS: Dropping out gaussians for better sparse-view rendering,”</w:t>
-      </w:r>
-      <w:r>
-        <w:t xml:space="preserve"> </w:t>
-      </w:r>
-      <w:r>
-        <w:t xml:space="preserve">in [Proc. IEEE/CVF Conference on Computer Vision and Pattern Recognition (CVPR)], 701–710 (2025). DOI: https://doi.org/10.1109/cvpr52734.2025.00074.</w:t>
+        <w:t xml:space="preserve">Park, H., Ryu, G., and Kim, W.,</w:t>
+      </w:r>
+      <w:r>
+        <w:t xml:space="preserve"> </w:t>
+      </w:r>
+      <w:r>
+        <w:t xml:space="preserve">“DropGaussian: Structural regularization for sparse-view gaussian splatting,”</w:t>
+      </w:r>
+      <w:r>
+        <w:t xml:space="preserve"> </w:t>
+      </w:r>
+      <w:r>
+        <w:t xml:space="preserve">in [Proc. IEEE/CVF Conference on Computer Vision and Pattern Recognition (CVPR)], 21600–21609 (2025). DOI: https://doi.org/10.1109/cvpr52734.2025.02012.</w:t>
       </w:r>
     </w:p>
     <w:p>
@@ -2620,19 +2491,19 @@
         <w:pStyle w:val="a4"/>
       </w:pPr>
       <w:r>
-        <w:t xml:space="preserve">Park, H., Ryu, G., and Kim, W.,</w:t>
-      </w:r>
-      <w:r>
-        <w:t xml:space="preserve"> </w:t>
-      </w:r>
-      <w:r>
-        <w:t xml:space="preserve">“DropGaussian: Structural regularization for sparse-view gaussian splatting,”</w:t>
-      </w:r>
-      <w:r>
-        <w:t xml:space="preserve"> </w:t>
-      </w:r>
-      <w:r>
-        <w:t xml:space="preserve">in [Proc. IEEE/CVF Conference on Computer Vision and Pattern Recognition (CVPR)], 21600–21609 (2025). DOI: https://doi.org/10.1109/cvpr52734.2025.02012.</w:t>
+        <w:t xml:space="preserve">Somraj, N. and Soundararajan, R.,</w:t>
+      </w:r>
+      <w:r>
+        <w:t xml:space="preserve"> </w:t>
+      </w:r>
+      <w:r>
+        <w:t xml:space="preserve">“ViP-NeRF: Visibility prior for sparse input neural radiance fields,”</w:t>
+      </w:r>
+      <w:r>
+        <w:t xml:space="preserve"> </w:t>
+      </w:r>
+      <w:r>
+        <w:t xml:space="preserve">in [Proc. ACM SIGGRAPH Conference], 1–11 (2023). DOI: https://doi.org/10.1145/3588432.3591539.</w:t>
       </w:r>
     </w:p>
     <w:p>
@@ -2640,19 +2511,19 @@
         <w:pStyle w:val="a4"/>
       </w:pPr>
       <w:r>
-        <w:t xml:space="preserve">Somraj, N. and Soundararajan, R.,</w:t>
-      </w:r>
-      <w:r>
-        <w:t xml:space="preserve"> </w:t>
-      </w:r>
-      <w:r>
-        <w:t xml:space="preserve">“ViP-NeRF: Visibility prior for sparse input neural radiance fields,”</w:t>
-      </w:r>
-      <w:r>
-        <w:t xml:space="preserve"> </w:t>
-      </w:r>
-      <w:r>
-        <w:t xml:space="preserve">in [Proc. ACM SIGGRAPH Conference], 1–11 (2023). DOI: https://doi.org/10.1145/3588432.3591539.</w:t>
+        <w:t xml:space="preserve">Li, J., Zhang, J., Bai, X., Zheng, J., Ning, X., Zhou, J., and Gu, L.,</w:t>
+      </w:r>
+      <w:r>
+        <w:t xml:space="preserve"> </w:t>
+      </w:r>
+      <w:r>
+        <w:t xml:space="preserve">“DNGaussian: Optimizing sparse-view 3D gaussian radiance fields with global-local depth normalization,”</w:t>
+      </w:r>
+      <w:r>
+        <w:t xml:space="preserve"> </w:t>
+      </w:r>
+      <w:r>
+        <w:t xml:space="preserve">in [Proc. IEEE/CVF Conference on Computer Vision and Pattern Recognition (CVPR)], 20775–20785 (2024). DOI: https://doi.org/10.1109/cvpr52733.2024.01963.</w:t>
       </w:r>
     </w:p>
     <w:p>
@@ -2660,19 +2531,19 @@
         <w:pStyle w:val="a4"/>
       </w:pPr>
       <w:r>
-        <w:t xml:space="preserve">Li, J., Zhang, J., Bai, X., Zheng, J., Ning, X., Zhou, J., and Gu, L.,</w:t>
-      </w:r>
-      <w:r>
-        <w:t xml:space="preserve"> </w:t>
-      </w:r>
-      <w:r>
-        <w:t xml:space="preserve">“DNGaussian: Optimizing sparse-view 3D gaussian radiance fields with global-local depth normalization,”</w:t>
-      </w:r>
-      <w:r>
-        <w:t xml:space="preserve"> </w:t>
-      </w:r>
-      <w:r>
-        <w:t xml:space="preserve">in [Proc. IEEE/CVF Conference on Computer Vision and Pattern Recognition (CVPR)], 20775–20785 (2024). DOI: https://doi.org/10.1109/cvpr52733.2024.01963.</w:t>
+        <w:t xml:space="preserve">Zhu, Z., Fan, Z., Jiang, Y., and Wang, Z.,</w:t>
+      </w:r>
+      <w:r>
+        <w:t xml:space="preserve"> </w:t>
+      </w:r>
+      <w:r>
+        <w:t xml:space="preserve">“FSGS: Real-time few-shot view synthesis using gaussian splatting,”</w:t>
+      </w:r>
+      <w:r>
+        <w:t xml:space="preserve"> </w:t>
+      </w:r>
+      <w:r>
+        <w:t xml:space="preserve">in [Proc. European Conference on Computer Vision (ECCV)], 145–163 (2024). DOI: https://doi.org/10.1007/978-3-031-72933-1_9.</w:t>
       </w:r>
     </w:p>
     <w:p>
@@ -2680,19 +2551,19 @@
         <w:pStyle w:val="a4"/>
       </w:pPr>
       <w:r>
-        <w:t xml:space="preserve">Zhu, Z., Fan, Z., Jiang, Y., and Wang, Z.,</w:t>
-      </w:r>
-      <w:r>
-        <w:t xml:space="preserve"> </w:t>
-      </w:r>
-      <w:r>
-        <w:t xml:space="preserve">“FSGS: Real-time few-shot view synthesis using gaussian splatting,”</w:t>
-      </w:r>
-      <w:r>
-        <w:t xml:space="preserve"> </w:t>
-      </w:r>
-      <w:r>
-        <w:t xml:space="preserve">in [Proc. European Conference on Computer Vision (ECCV)], 145–163 (2024). DOI: https://doi.org/10.1007/978-3-031-72933-1_9.</w:t>
+        <w:t xml:space="preserve">Zhang, J., Li, J., Yu, X., Huang, L., Gu, L., Zheng, J., and Bai, X.,</w:t>
+      </w:r>
+      <w:r>
+        <w:t xml:space="preserve"> </w:t>
+      </w:r>
+      <w:r>
+        <w:t xml:space="preserve">“CoR-GS: Sparse-view 3D gaussian splatting via co-regularization,”</w:t>
+      </w:r>
+      <w:r>
+        <w:t xml:space="preserve"> </w:t>
+      </w:r>
+      <w:r>
+        <w:t xml:space="preserve">in [Proc. European Conference on Computer Vision (ECCV)], 335–352 (2024). DOI: https://doi.org/10.1007/978-3-031-73232-4_19.</w:t>
       </w:r>
     </w:p>
     <w:p>
@@ -2700,19 +2571,19 @@
         <w:pStyle w:val="a4"/>
       </w:pPr>
       <w:r>
-        <w:t xml:space="preserve">Zhang, J., Li, J., Yu, X., Huang, L., Gu, L., Zheng, J., and Bai, X.,</w:t>
-      </w:r>
-      <w:r>
-        <w:t xml:space="preserve"> </w:t>
-      </w:r>
-      <w:r>
-        <w:t xml:space="preserve">“CoR-GS: Sparse-view 3D gaussian splatting via co-regularization,”</w:t>
-      </w:r>
-      <w:r>
-        <w:t xml:space="preserve"> </w:t>
-      </w:r>
-      <w:r>
-        <w:t xml:space="preserve">in [Proc. European Conference on Computer Vision (ECCV)], 335–352 (2024). DOI: https://doi.org/10.1007/978-3-031-73232-4_19.</w:t>
+        <w:t xml:space="preserve">Mildenhall, B., Srinivasan, P. P., Tancik, M., Barron, J. T., Ramamoorthi, R., and Ng, R.,</w:t>
+      </w:r>
+      <w:r>
+        <w:t xml:space="preserve"> </w:t>
+      </w:r>
+      <w:r>
+        <w:t xml:space="preserve">“NeRF: Representing scenes as neural radiance fields for view synthesis,”</w:t>
+      </w:r>
+      <w:r>
+        <w:t xml:space="preserve"> </w:t>
+      </w:r>
+      <w:r>
+        <w:t xml:space="preserve">Communications of the ACM 65(1), 99–106 (2021). DOI: https://doi.org/10.1145/3503250.</w:t>
       </w:r>
     </w:p>
     <w:p>
@@ -2720,19 +2591,19 @@
         <w:pStyle w:val="a4"/>
       </w:pPr>
       <w:r>
-        <w:t xml:space="preserve">Mildenhall, B., Srinivasan, P. P., Tancik, M., Barron, J. T., Ramamoorthi, R., and Ng, R.,</w:t>
-      </w:r>
-      <w:r>
-        <w:t xml:space="preserve"> </w:t>
-      </w:r>
-      <w:r>
-        <w:t xml:space="preserve">“NeRF: Representing scenes as neural radiance fields for view synthesis,”</w:t>
-      </w:r>
-      <w:r>
-        <w:t xml:space="preserve"> </w:t>
-      </w:r>
-      <w:r>
-        <w:t xml:space="preserve">Communications of the ACM 65(1), 99–106 (2021). DOI: https://doi.org/10.1145/3503250.</w:t>
+        <w:t xml:space="preserve">Wang, G., Chen, Z., Loy, C. C., and Liu, Z.,</w:t>
+      </w:r>
+      <w:r>
+        <w:t xml:space="preserve"> </w:t>
+      </w:r>
+      <w:r>
+        <w:t xml:space="preserve">“SparseNeRF: Distilling depth ranking for few-shot novel view synthesis,”</w:t>
+      </w:r>
+      <w:r>
+        <w:t xml:space="preserve"> </w:t>
+      </w:r>
+      <w:r>
+        <w:t xml:space="preserve">in [Proc. IEEE/CVF International Conference on Computer Vision (ICCV)], 9031–9042 (2023). DOI: https://doi.org/10.1109/iccv51070.2023.00832.</w:t>
       </w:r>
     </w:p>
     <w:p>
@@ -2740,19 +2611,19 @@
         <w:pStyle w:val="a4"/>
       </w:pPr>
       <w:r>
-        <w:t xml:space="preserve">Wang, G., Chen, Z., Loy, C. C., and Liu, Z.,</w:t>
-      </w:r>
-      <w:r>
-        <w:t xml:space="preserve"> </w:t>
-      </w:r>
-      <w:r>
-        <w:t xml:space="preserve">“SparseNeRF: Distilling depth ranking for few-shot novel view synthesis,”</w:t>
-      </w:r>
-      <w:r>
-        <w:t xml:space="preserve"> </w:t>
-      </w:r>
-      <w:r>
-        <w:t xml:space="preserve">in [Proc. IEEE/CVF International Conference on Computer Vision (ICCV)], 9031–9042 (2023). DOI: https://doi.org/10.1109/iccv51070.2023.00832.</w:t>
+        <w:t xml:space="preserve">Zheng, Y., Jiang, Z., He, S., Sun, Y., Dong, J., Zhang, H., and Du, Y.,</w:t>
+      </w:r>
+      <w:r>
+        <w:t xml:space="preserve"> </w:t>
+      </w:r>
+      <w:r>
+        <w:t xml:space="preserve">“NexusGS: Sparse view synthesis with epipolar depth priors in 3D Gaussian splatting,”</w:t>
+      </w:r>
+      <w:r>
+        <w:t xml:space="preserve"> </w:t>
+      </w:r>
+      <w:r>
+        <w:t xml:space="preserve">in [Proc. IEEE/CVF Conference on Computer Vision and Pattern Recognition (CVPR)], 26800–26809 (2025). DOI: https://doi.org/10.1109/cvpr52734.2025.02496.</w:t>
       </w:r>
     </w:p>
     <w:p>
@@ -2760,19 +2631,19 @@
         <w:pStyle w:val="a4"/>
       </w:pPr>
       <w:r>
-        <w:t xml:space="preserve">Deng, K., Liu, A., Zhu, J.-Y., and Ramanan, D.,</w:t>
-      </w:r>
-      <w:r>
-        <w:t xml:space="preserve"> </w:t>
-      </w:r>
-      <w:r>
-        <w:t xml:space="preserve">“Depth-supervised NeRF: Fewer views and faster training for free,”</w:t>
-      </w:r>
-      <w:r>
-        <w:t xml:space="preserve"> </w:t>
-      </w:r>
-      <w:r>
-        <w:t xml:space="preserve">in [Proc. IEEE/CVF Conference on Computer Vision and Pattern Recognition (CVPR)], 12872–12881 (2022). DOI: https://doi.org/10.1109/cvpr52688.2022.01254.</w:t>
+        <w:t xml:space="preserve">Yang, L., Kang, B., Huang, Z., Zhao, Z., Xu, X., Feng, J., and Zhao, H.,</w:t>
+      </w:r>
+      <w:r>
+        <w:t xml:space="preserve"> </w:t>
+      </w:r>
+      <w:r>
+        <w:t xml:space="preserve">“Depth anything V2,”</w:t>
+      </w:r>
+      <w:r>
+        <w:t xml:space="preserve"> </w:t>
+      </w:r>
+      <w:r>
+        <w:t xml:space="preserve">in [Advances in Neural Information Processing Systems (NeurIPS)], 37, 21875–21911 (2024). DOI: https://doi.org/10.52202/079017-0688.</w:t>
       </w:r>
     </w:p>
     <w:p>
@@ -2780,19 +2651,19 @@
         <w:pStyle w:val="a4"/>
       </w:pPr>
       <w:r>
-        <w:t xml:space="preserve">Truong, P., Rakotosaona, M.-J., Manhardt, F., and Tombari, F.,</w:t>
-      </w:r>
-      <w:r>
-        <w:t xml:space="preserve"> </w:t>
-      </w:r>
-      <w:r>
-        <w:t xml:space="preserve">“SPARF: Neural radiance fields from sparse and noisy poses,”</w:t>
-      </w:r>
-      <w:r>
-        <w:t xml:space="preserve"> </w:t>
-      </w:r>
-      <w:r>
-        <w:t xml:space="preserve">in [Proc. IEEE/CVF Conference on Computer Vision and Pattern Recognition (CVPR)], 4190–4200 (2023). DOI: https://doi.org/10.1109/cvpr52729.2023.00408.</w:t>
+        <w:t xml:space="preserve">Wang, J., Chen, M., Karaev, N., Vedaldi, A., Rupprecht, C., and Novotny, D.,</w:t>
+      </w:r>
+      <w:r>
+        <w:t xml:space="preserve"> </w:t>
+      </w:r>
+      <w:r>
+        <w:t xml:space="preserve">“VGGT: Visual geometry grounded transformer,”</w:t>
+      </w:r>
+      <w:r>
+        <w:t xml:space="preserve"> </w:t>
+      </w:r>
+      <w:r>
+        <w:t xml:space="preserve">in [Proc. IEEE/CVF Conference on Computer Vision and Pattern Recognition (CVPR)], 5294–5306 (2025). DOI: https://doi.org/10.1109/cvpr52734.2025.00499.</w:t>
       </w:r>
     </w:p>
     <w:p>
@@ -2800,386 +2671,6 @@
         <w:pStyle w:val="a4"/>
       </w:pPr>
       <w:r>
-        <w:t xml:space="preserve">Wu, R., Mildenhall, B., Henzler, P., Park, K., Gao, R., Watson, D., Srinivasan, P. P., Verbin, D., Barron, J. T., Poole, B., and Hoyński, A.,</w:t>
-      </w:r>
-      <w:r>
-        <w:t xml:space="preserve"> </w:t>
-      </w:r>
-      <w:r>
-        <w:t xml:space="preserve">“ReconFusion: 3D reconstruction with diffusion priors,”</w:t>
-      </w:r>
-      <w:r>
-        <w:t xml:space="preserve"> </w:t>
-      </w:r>
-      <w:r>
-        <w:t xml:space="preserve">in [Proc. IEEE/CVF Conference on Computer Vision and Pattern Recognition (CVPR)], 21551–21561 (2024). DOI: https://doi.org/10.1109/cvpr52733.2024.02036.</w:t>
-      </w:r>
-    </w:p>
-    <w:p>
-      <w:pPr>
-        <w:pStyle w:val="a4"/>
-      </w:pPr>
-      <w:r>
-        <w:t xml:space="preserve">Guédon, A. and Lepetit, V.,</w:t>
-      </w:r>
-      <w:r>
-        <w:t xml:space="preserve"> </w:t>
-      </w:r>
-      <w:r>
-        <w:t xml:space="preserve">“SuGaR: Surface-aligned Gaussian splatting for efficient 3D mesh reconstruction and high-quality mesh rendering,”</w:t>
-      </w:r>
-      <w:r>
-        <w:t xml:space="preserve"> </w:t>
-      </w:r>
-      <w:r>
-        <w:t xml:space="preserve">in [Proc. IEEE/CVF Conference on Computer Vision and Pattern Recognition (CVPR)], 5354–5363 (2024). DOI: https://doi.org/10.1109/cvpr52733.2024.00512.</w:t>
-      </w:r>
-    </w:p>
-    <w:p>
-      <w:pPr>
-        <w:pStyle w:val="a4"/>
-      </w:pPr>
-      <w:r>
-        <w:t xml:space="preserve">Huang, B., Yu, Z., Chen, A., Geiger, A., and Gao, S.,</w:t>
-      </w:r>
-      <w:r>
-        <w:t xml:space="preserve"> </w:t>
-      </w:r>
-      <w:r>
-        <w:t xml:space="preserve">“2D Gaussian splatting for geometrically accurate radiance fields.”</w:t>
-      </w:r>
-      <w:r>
-        <w:t xml:space="preserve"> </w:t>
-      </w:r>
-      <w:r>
-        <w:t xml:space="preserve">arXiv preprint arXiv:2403.17888 (2024). DOI: https://doi.org/10.1145/3641519.3657428.</w:t>
-      </w:r>
-    </w:p>
-    <w:p>
-      <w:pPr>
-        <w:pStyle w:val="a4"/>
-      </w:pPr>
-      <w:r>
-        <w:t xml:space="preserve">Bao, Z., Liao, G., Zhou, K., Liu, K., Li, Q., and Qiu, G.,</w:t>
-      </w:r>
-      <w:r>
-        <w:t xml:space="preserve"> </w:t>
-      </w:r>
-      <w:r>
-        <w:t xml:space="preserve">“LoopSparseGS: Loop-based sparse-view friendly Gaussian splatting,”</w:t>
-      </w:r>
-      <w:r>
-        <w:t xml:space="preserve"> </w:t>
-      </w:r>
-      <w:r>
-        <w:t xml:space="preserve">IEEE Transactions on Image Processing 34, 3889–3902 (2025). DOI: https://doi.org/10.1109/TIP.2025.3574929.</w:t>
-      </w:r>
-    </w:p>
-    <w:p>
-      <w:pPr>
-        <w:pStyle w:val="a4"/>
-      </w:pPr>
-      <w:r>
-        <w:t xml:space="preserve">Cheng, K., Long, X., Yang, K., Yao, Y., Yin, W., Ma, Y., Wang, W., and Chen, X.,</w:t>
-      </w:r>
-      <w:r>
-        <w:t xml:space="preserve"> </w:t>
-      </w:r>
-      <w:r>
-        <w:t xml:space="preserve">“GaussianPro: 3D Gaussian splatting with progressive propagation.”</w:t>
-      </w:r>
-      <w:r>
-        <w:t xml:space="preserve"> </w:t>
-      </w:r>
-      <w:r>
-        <w:t xml:space="preserve">arXiv preprint arXiv:2402.14650 (2024). DOI: https://doi.org/10.48550/arXiv.2402.14650.</w:t>
-      </w:r>
-    </w:p>
-    <w:p>
-      <w:pPr>
-        <w:pStyle w:val="a4"/>
-      </w:pPr>
-      <w:r>
-        <w:t xml:space="preserve">Zhou, Z., Xiong, Y.-J., Zhang, J.-C., Xia, C.-M., Qiu, X., and Zhan, H.,</w:t>
-      </w:r>
-      <w:r>
-        <w:t xml:space="preserve"> </w:t>
-      </w:r>
-      <w:r>
-        <w:t xml:space="preserve">“Gradient-direction-aware density control for 3D Gaussian splatting.”</w:t>
-      </w:r>
-      <w:r>
-        <w:t xml:space="preserve"> </w:t>
-      </w:r>
-      <w:r>
-        <w:t xml:space="preserve">arXiv preprint arXiv:2508.09239 (2025). DOI: https://doi.org/10.48550/arXiv.2508.09239.</w:t>
-      </w:r>
-    </w:p>
-    <w:p>
-      <w:pPr>
-        <w:pStyle w:val="a4"/>
-      </w:pPr>
-      <w:r>
-        <w:t xml:space="preserve">Zheng, Y., Jiang, Z., He, S., Sun, Y., Dong, J., Zhang, H., and Du, Y.,</w:t>
-      </w:r>
-      <w:r>
-        <w:t xml:space="preserve"> </w:t>
-      </w:r>
-      <w:r>
-        <w:t xml:space="preserve">“NexusGS: Sparse view synthesis with epipolar depth priors in 3D Gaussian splatting,”</w:t>
-      </w:r>
-      <w:r>
-        <w:t xml:space="preserve"> </w:t>
-      </w:r>
-      <w:r>
-        <w:t xml:space="preserve">in [Proc. IEEE/CVF Conference on Computer Vision and Pattern Recognition (CVPR)], 26800–26809 (2025). DOI: https://doi.org/10.1109/cvpr52734.2025.02496.</w:t>
-      </w:r>
-    </w:p>
-    <w:p>
-      <w:pPr>
-        <w:pStyle w:val="a4"/>
-      </w:pPr>
-      <w:r>
-        <w:t xml:space="preserve">Patle, G., Girgaonkar, N., Somraj, N., and Soundararajan, R.,</w:t>
-      </w:r>
-      <w:r>
-        <w:t xml:space="preserve"> </w:t>
-      </w:r>
-      <w:r>
-        <w:t xml:space="preserve">“AD-GS: Alternating densification for sparse-input 3D Gaussian splatting.”</w:t>
-      </w:r>
-      <w:r>
-        <w:t xml:space="preserve"> </w:t>
-      </w:r>
-      <w:r>
-        <w:t xml:space="preserve">arXiv preprint arXiv:2509.11003 (2025). DOI: https://doi.org/10.1145/3757377.3763993.</w:t>
-      </w:r>
-    </w:p>
-    <w:p>
-      <w:pPr>
-        <w:pStyle w:val="a4"/>
-      </w:pPr>
-      <w:r>
-        <w:t xml:space="preserve">Xiong, H., Muttukuru, S., Upadhyay, R., Chari, P., and Kadambi, A.,</w:t>
-      </w:r>
-      <w:r>
-        <w:t xml:space="preserve"> </w:t>
-      </w:r>
-      <w:r>
-        <w:t xml:space="preserve">“SparseGS: Real-time 360° sparse view synthesis using Gaussian splatting,”</w:t>
-      </w:r>
-      <w:r>
-        <w:t xml:space="preserve"> </w:t>
-      </w:r>
-      <w:r>
-        <w:t xml:space="preserve">in [Proc. International Conference on 3D Vision (3DV)], (2025). DOI: https://doi.org/10.1109/3dv66043.2025.00100.</w:t>
-      </w:r>
-    </w:p>
-    <w:p>
-      <w:pPr>
-        <w:pStyle w:val="a4"/>
-      </w:pPr>
-      <w:r>
-        <w:t xml:space="preserve">Fang, S., Shen, I.-C., Zhang, X., Wang, Z., Wang, Y., Ding, W., Yu, G., and Igarashi, T.,</w:t>
-      </w:r>
-      <w:r>
-        <w:t xml:space="preserve"> </w:t>
-      </w:r>
-      <w:r>
-        <w:t xml:space="preserve">“Dropping anchor and spherical harmonics for sparse-view Gaussian splatting.”</w:t>
-      </w:r>
-      <w:r>
-        <w:t xml:space="preserve"> </w:t>
-      </w:r>
-      <w:r>
-        <w:t xml:space="preserve">arXiv preprint arXiv:2602.20933 (2026). DOI: https://doi.org/10.48550/arXiv.2602.20933.</w:t>
-      </w:r>
-    </w:p>
-    <w:p>
-      <w:pPr>
-        <w:pStyle w:val="a4"/>
-      </w:pPr>
-      <w:r>
-        <w:t xml:space="preserve">Wang, S., Leroy, V., Cabon, Y., Chidlovskii, B., and Revaud, J.,</w:t>
-      </w:r>
-      <w:r>
-        <w:t xml:space="preserve"> </w:t>
-      </w:r>
-      <w:r>
-        <w:t xml:space="preserve">“DUSt3R: Geometric 3D vision made easy,”</w:t>
-      </w:r>
-      <w:r>
-        <w:t xml:space="preserve"> </w:t>
-      </w:r>
-      <w:r>
-        <w:t xml:space="preserve">in [Proc. IEEE/CVF Conference on Computer Vision and Pattern Recognition (CVPR)], 20697–20709 (2024). DOI: https://doi.org/10.1109/cvpr52733.2024.01956.</w:t>
-      </w:r>
-    </w:p>
-    <w:p>
-      <w:pPr>
-        <w:pStyle w:val="a4"/>
-      </w:pPr>
-      <w:r>
-        <w:t xml:space="preserve">Fan, Z., Cong, W., Wen, K., Wang, K., Zhang, J., Ding, X., Xu, D., Ivanovic, B., Pavone, M., Pavlakos, G., Wang, Z., and Wang, Y.,</w:t>
-      </w:r>
-      <w:r>
-        <w:t xml:space="preserve"> </w:t>
-      </w:r>
-      <w:r>
-        <w:t xml:space="preserve">“InstantSplat: Sparse-view Gaussian splatting in seconds.”</w:t>
-      </w:r>
-      <w:r>
-        <w:t xml:space="preserve"> </w:t>
-      </w:r>
-      <w:r>
-        <w:t xml:space="preserve">arXiv preprint arXiv:2403.20309 (2024). DOI: https://doi.org/10.48550/arXiv.2403.20309.</w:t>
-      </w:r>
-    </w:p>
-    <w:p>
-      <w:pPr>
-        <w:pStyle w:val="a4"/>
-      </w:pPr>
-      <w:r>
-        <w:t xml:space="preserve">Charatan, D., Li, S. L., Tagliasacchi, A., and Sitzmann, V.,</w:t>
-      </w:r>
-      <w:r>
-        <w:t xml:space="preserve"> </w:t>
-      </w:r>
-      <w:r>
-        <w:t xml:space="preserve">“pixelSplat: 3D Gaussian splats from image pairs for scalable generalizable 3D reconstruction,”</w:t>
-      </w:r>
-      <w:r>
-        <w:t xml:space="preserve"> </w:t>
-      </w:r>
-      <w:r>
-        <w:t xml:space="preserve">in [Proc. IEEE/CVF Conference on Computer Vision and Pattern Recognition (CVPR)], 19457–19467 (2024). DOI: https://doi.org/10.1109/cvpr52733.2024.01840.</w:t>
-      </w:r>
-    </w:p>
-    <w:p>
-      <w:pPr>
-        <w:pStyle w:val="a4"/>
-      </w:pPr>
-      <w:r>
-        <w:t xml:space="preserve">Chen, Y., Xu, H., Zheng, C., Zhuang, B., Pollefeys, M., Geiger, A., Cham, T.-J., and Cai, J.,</w:t>
-      </w:r>
-      <w:r>
-        <w:t xml:space="preserve"> </w:t>
-      </w:r>
-      <w:r>
-        <w:t xml:space="preserve">“MVSplat: Efficient 3D Gaussian splatting from sparse multi-view images,”</w:t>
-      </w:r>
-      <w:r>
-        <w:t xml:space="preserve"> </w:t>
-      </w:r>
-      <w:r>
-        <w:t xml:space="preserve">in [Proc. European Conference on Computer Vision (ECCV)], 370–381 (2024). DOI: https://doi.org/10.1007/978-3-031-72664-4_21.</w:t>
-      </w:r>
-    </w:p>
-    <w:p>
-      <w:pPr>
-        <w:pStyle w:val="a4"/>
-      </w:pPr>
-      <w:r>
-        <w:t xml:space="preserve">Cao, C., Ren, X., and Fu, Y.,</w:t>
-      </w:r>
-      <w:r>
-        <w:t xml:space="preserve"> </w:t>
-      </w:r>
-      <w:r>
-        <w:t xml:space="preserve">“MVSFormer++: Revealing the devil in transformer’s details for multi-view stereo.”</w:t>
-      </w:r>
-      <w:r>
-        <w:t xml:space="preserve"> </w:t>
-      </w:r>
-      <w:r>
-        <w:t xml:space="preserve">arXiv preprint arXiv:2401.11673 (2024). DOI: https://doi.org/10.48550/arXiv.2401.11673.</w:t>
-      </w:r>
-    </w:p>
-    <w:p>
-      <w:pPr>
-        <w:pStyle w:val="a4"/>
-      </w:pPr>
-      <w:r>
-        <w:t xml:space="preserve">Yang, L., Kang, B., Huang, Z., Zhao, Z., Xu, X., Feng, J., and Zhao, H.,</w:t>
-      </w:r>
-      <w:r>
-        <w:t xml:space="preserve"> </w:t>
-      </w:r>
-      <w:r>
-        <w:t xml:space="preserve">“Depth anything V2,”</w:t>
-      </w:r>
-      <w:r>
-        <w:t xml:space="preserve"> </w:t>
-      </w:r>
-      <w:r>
-        <w:t xml:space="preserve">in [Advances in Neural Information Processing Systems (NeurIPS)], 37, 21875–21911 (2024). DOI: https://doi.org/10.52202/079017-0688.</w:t>
-      </w:r>
-    </w:p>
-    <w:p>
-      <w:pPr>
-        <w:pStyle w:val="a4"/>
-      </w:pPr>
-      <w:r>
-        <w:t xml:space="preserve">Wang, R., Xu, S., Dai, C., Xiang, J., Deng, Y., Tong, X., and Yang, J.,</w:t>
-      </w:r>
-      <w:r>
-        <w:t xml:space="preserve"> </w:t>
-      </w:r>
-      <w:r>
-        <w:t xml:space="preserve">“MoGe: Unlocking accurate monocular geometry estimation for open-domain images with optimal training supervision.”</w:t>
-      </w:r>
-      <w:r>
-        <w:t xml:space="preserve"> </w:t>
-      </w:r>
-      <w:r>
-        <w:t xml:space="preserve">arXiv preprint arXiv:2410.19115 (2024). DOI: https://doi.org/10.1109/cvpr52734.2025.00496.</w:t>
-      </w:r>
-    </w:p>
-    <w:p>
-      <w:pPr>
-        <w:pStyle w:val="a4"/>
-      </w:pPr>
-      <w:r>
-        <w:t xml:space="preserve">Wang, J., Chen, M., Karaev, N., Vedaldi, A., Rupprecht, C., and Novotny, D.,</w:t>
-      </w:r>
-      <w:r>
-        <w:t xml:space="preserve"> </w:t>
-      </w:r>
-      <w:r>
-        <w:t xml:space="preserve">“VGGT: Visual geometry grounded transformer,”</w:t>
-      </w:r>
-      <w:r>
-        <w:t xml:space="preserve"> </w:t>
-      </w:r>
-      <w:r>
-        <w:t xml:space="preserve">in [Proc. IEEE/CVF Conference on Computer Vision and Pattern Recognition (CVPR)], 5294–5306 (2025). DOI: https://doi.org/10.1109/cvpr52734.2025.00499.</w:t>
-      </w:r>
-    </w:p>
-    <w:p>
-      <w:pPr>
-        <w:pStyle w:val="a4"/>
-      </w:pPr>
-      <w:r>
-        <w:t xml:space="preserve">Li, J., Wen, Z., Zhang, L., Hu, J., Hou, F., Zhang, Z., and He, Y.,</w:t>
-      </w:r>
-      <w:r>
-        <w:t xml:space="preserve"> </w:t>
-      </w:r>
-      <w:r>
-        <w:t xml:space="preserve">“GS-Octree: Octree-based 3D Gaussian splatting for robust object-level 3D reconstruction under strong lighting.”</w:t>
-      </w:r>
-      <w:r>
-        <w:t xml:space="preserve"> </w:t>
-      </w:r>
-      <w:r>
-        <w:t xml:space="preserve">arXiv preprint arXiv:2406.18199 (2024). DOI: https://doi.org/10.1111/cgf.15206.</w:t>
-      </w:r>
-    </w:p>
-    <w:p>
-      <w:pPr>
-        <w:pStyle w:val="a4"/>
-      </w:pPr>
-      <w:r>
         <w:t xml:space="preserve">Laurentini, A.,</w:t>
       </w:r>
       <w:r>
@@ -3193,26 +2684,6 @@
       </w:r>
       <w:r>
         <w:t xml:space="preserve">IEEE Transactions on Pattern Analysis and Machine Intelligence 16(2), 150–162 (1994). DOI: https://doi.org/10.1109/34.273735.</w:t>
-      </w:r>
-    </w:p>
-    <w:p>
-      <w:pPr>
-        <w:pStyle w:val="a4"/>
-      </w:pPr>
-      <w:r>
-        <w:t xml:space="preserve">Zhang, B., Fang, C., Shrestha, R., Liang, Y., Long, X., and Tan, P.,</w:t>
-      </w:r>
-      <w:r>
-        <w:t xml:space="preserve"> </w:t>
-      </w:r>
-      <w:r>
-        <w:t xml:space="preserve">“RaDe-GS: Rasterizing depth in Gaussian splatting.”</w:t>
-      </w:r>
-      <w:r>
-        <w:t xml:space="preserve"> </w:t>
-      </w:r>
-      <w:r>
-        <w:t xml:space="preserve">arXiv preprint arXiv:2406.01467 (2024). DOI: https://doi.org/10.1145/3789201.</w:t>
       </w:r>
     </w:p>
     <w:p>
